--- a/week1/task 4 : Post-Exploitation and Persistence/report.docx
+++ b/week1/task 4 : Post-Exploitation and Persistence/report.docx
@@ -1,715 +1,1984 @@
 
 <file path=word/document.xml><?xml version="1.0" encoding="utf-8"?>
-<w:document xmlns:o="urn:schemas-microsoft-com:office:office" xmlns:r="http://schemas.openxmlformats.org/officeDocument/2006/relationships" xmlns:v="urn:schemas-microsoft-com:vml" xmlns:w="http://schemas.openxmlformats.org/wordprocessingml/2006/main" xmlns:w10="urn:schemas-microsoft-com:office:word" xmlns:wp="http://schemas.openxmlformats.org/drawingml/2006/wordprocessingDrawing" xmlns:pic="http://schemas.openxmlformats.org/drawingml/2006/picture" xmlns:wps="http://schemas.microsoft.com/office/word/2010/wordprocessingShape" xmlns:wpg="http://schemas.microsoft.com/office/word/2010/wordprocessingGroup" xmlns:mc="http://schemas.openxmlformats.org/markup-compatibility/2006" xmlns:wp14="http://schemas.microsoft.com/office/word/2010/wordprocessingDrawing" xmlns:w14="http://schemas.microsoft.com/office/word/2010/wordml" xmlns:w15="http://schemas.microsoft.com/office/word/2012/wordml" mc:Ignorable="w14 wp14 w15">
+<w:document xmlns:o="urn:schemas-microsoft-com:office:office" xmlns:r="http://schemas.openxmlformats.org/officeDocument/2006/relationships" xmlns:v="urn:schemas-microsoft-com:vml" xmlns:w="http://schemas.openxmlformats.org/wordprocessingml/2006/main" xmlns:w10="urn:schemas-microsoft-com:office:word" xmlns:wp="http://schemas.openxmlformats.org/drawingml/2006/wordprocessingDrawing" xmlns:wps="http://schemas.microsoft.com/office/word/2010/wordprocessingShape" xmlns:wpg="http://schemas.microsoft.com/office/word/2010/wordprocessingGroup" xmlns:mc="http://schemas.openxmlformats.org/markup-compatibility/2006" xmlns:wp14="http://schemas.microsoft.com/office/word/2010/wordprocessingDrawing" xmlns:w14="http://schemas.microsoft.com/office/word/2010/wordml" xmlns:w15="http://schemas.microsoft.com/office/word/2012/wordml" mc:Ignorable="w14 wp14 w15">
   <w:body>
     <w:p>
       <w:pPr>
-        <w:pStyle w:val="Heading1"/>
-        <w:tabs>
-          <w:tab w:val="clear" w:pos="720"/>
-          <w:tab w:val="left" w:pos="4971" w:leader="none"/>
-        </w:tabs>
-        <w:spacing w:before="0" w:after="140"/>
+        <w:pStyle w:val="Title"/>
         <w:rPr/>
       </w:pPr>
       <w:r>
         <w:rPr>
           <w:rStyle w:val="Strong"/>
-          <w:rFonts w:ascii="Hack" w:hAnsi="Hack"/>
+          <w:rFonts w:ascii="Lato" w:hAnsi="Lato"/>
           <w:b/>
           <w:bCs/>
           <w:sz w:val="36"/>
           <w:szCs w:val="36"/>
         </w:rPr>
-        <w:t>POST-EXPLOITATION &amp; PERSISTENCE REPORT</w:t>
+        <w:t>Vulnerability Management Pipeline Report</w:t>
       </w:r>
     </w:p>
     <w:p>
       <w:pPr>
-        <w:pStyle w:val="Heading2"/>
-        <w:tabs>
-          <w:tab w:val="clear" w:pos="720"/>
-          <w:tab w:val="left" w:pos="4971" w:leader="none"/>
-        </w:tabs>
-        <w:spacing w:before="0" w:after="140"/>
-        <w:rPr>
-          <w:rFonts w:ascii="Hack" w:hAnsi="Hack"/>
-          <w:b/>
-          <w:bCs/>
-          <w:sz w:val="32"/>
-          <w:szCs w:val="32"/>
-        </w:rPr>
-      </w:pPr>
-      <w:r>
-        <w:rPr>
-          <w:rFonts w:ascii="Hack" w:hAnsi="Hack"/>
-          <w:b/>
-          <w:bCs/>
-          <w:sz w:val="32"/>
-          <w:szCs w:val="32"/>
-        </w:rPr>
-        <w:t>Objective</w:t>
-      </w:r>
-    </w:p>
-    <w:p>
-      <w:pPr>
-        <w:pStyle w:val="BodyText"/>
-        <w:tabs>
-          <w:tab w:val="clear" w:pos="720"/>
-          <w:tab w:val="left" w:pos="4971" w:leader="none"/>
-        </w:tabs>
-        <w:rPr>
-          <w:rFonts w:ascii="Hack" w:hAnsi="Hack"/>
-          <w:sz w:val="24"/>
-          <w:szCs w:val="24"/>
-        </w:rPr>
-      </w:pPr>
-      <w:r>
-        <w:rPr>
-          <w:rFonts w:ascii="Hack" w:hAnsi="Hack"/>
-          <w:sz w:val="24"/>
-          <w:szCs w:val="24"/>
-        </w:rPr>
-        <w:t>The objective of this task was to simulate post-exploitation activities, including credential extraction, persistence mechanisms, and establishing remote access to demonstrate how attackers maintain control over compromised systems.</w:t>
-      </w:r>
-    </w:p>
-    <w:p>
-      <w:pPr>
-        <w:pStyle w:val="HorizontalLine"/>
-        <w:tabs>
-          <w:tab w:val="clear" w:pos="720"/>
-          <w:tab w:val="left" w:pos="4971" w:leader="none"/>
-        </w:tabs>
-        <w:spacing w:before="0" w:after="140"/>
-        <w:rPr>
-          <w:rFonts w:ascii="Hack" w:hAnsi="Hack"/>
-          <w:sz w:val="24"/>
-          <w:szCs w:val="24"/>
-        </w:rPr>
-      </w:pPr>
-      <w:r>
-        <w:rPr>
-          <w:rFonts w:ascii="Hack" w:hAnsi="Hack"/>
-          <w:sz w:val="24"/>
-          <w:szCs w:val="24"/>
-        </w:rPr>
-      </w:r>
-    </w:p>
-    <w:p>
-      <w:pPr>
-        <w:pStyle w:val="Heading2"/>
-        <w:tabs>
-          <w:tab w:val="clear" w:pos="720"/>
-          <w:tab w:val="left" w:pos="4971" w:leader="none"/>
-        </w:tabs>
-        <w:spacing w:before="0" w:after="140"/>
-        <w:rPr>
-          <w:rFonts w:ascii="Hack" w:hAnsi="Hack"/>
-          <w:b/>
-          <w:bCs/>
-          <w:sz w:val="32"/>
-          <w:szCs w:val="32"/>
-        </w:rPr>
-      </w:pPr>
-      <w:r>
-        <w:rPr>
-          <w:rFonts w:ascii="Hack" w:hAnsi="Hack"/>
-          <w:b/>
-          <w:bCs/>
-          <w:sz w:val="32"/>
-          <w:szCs w:val="32"/>
-        </w:rPr>
-        <w:t>Tools Used</w:t>
-      </w:r>
-    </w:p>
-    <w:p>
-      <w:pPr>
-        <w:pStyle w:val="BodyText"/>
+        <w:pStyle w:val="Heading1"/>
         <w:numPr>
           <w:ilvl w:val="0"/>
           <w:numId w:val="1"/>
         </w:numPr>
-        <w:tabs>
-          <w:tab w:val="clear" w:pos="720"/>
-          <w:tab w:val="left" w:pos="0" w:leader="none"/>
-          <w:tab w:val="left" w:pos="4262" w:leader="none"/>
-        </w:tabs>
-        <w:spacing w:before="0" w:after="0"/>
-        <w:ind w:hanging="283" w:start="709"/>
-        <w:rPr>
-          <w:rFonts w:ascii="Hack" w:hAnsi="Hack"/>
-          <w:b/>
-          <w:bCs/>
+        <w:rPr>
+          <w:rFonts w:ascii="Lato" w:hAnsi="Lato"/>
+          <w:b/>
+          <w:bCs/>
+          <w:sz w:val="32"/>
+          <w:szCs w:val="32"/>
+        </w:rPr>
+      </w:pPr>
+      <w:r>
+        <w:rPr>
+          <w:rFonts w:ascii="Lato" w:hAnsi="Lato"/>
+          <w:b/>
+          <w:bCs/>
+          <w:sz w:val="32"/>
+          <w:szCs w:val="32"/>
+        </w:rPr>
+        <w:t>1. Introduction</w:t>
+      </w:r>
+    </w:p>
+    <w:p>
+      <w:pPr>
+        <w:pStyle w:val="Normal"/>
+        <w:rPr>
+          <w:rFonts w:ascii="Lato" w:hAnsi="Lato"/>
           <w:sz w:val="24"/>
           <w:szCs w:val="24"/>
         </w:rPr>
       </w:pPr>
       <w:r>
         <w:rPr>
-          <w:rFonts w:ascii="Hack" w:hAnsi="Hack"/>
-          <w:b/>
-          <w:bCs/>
+          <w:rFonts w:ascii="Lato" w:hAnsi="Lato"/>
           <w:sz w:val="24"/>
           <w:szCs w:val="24"/>
         </w:rPr>
-        <w:t xml:space="preserve">Mimikatz </w:t>
+        <w:t>This report documents the process of performing vulnerability scanning using OpenVAS and managing the identified vulnerabilities using DefectDojo. The objective was to identify, analyze, and propose remediation strategies for security vulnerabilities.</w:t>
       </w:r>
     </w:p>
     <w:p>
       <w:pPr>
-        <w:pStyle w:val="BodyText"/>
+        <w:pStyle w:val="Heading1"/>
         <w:numPr>
           <w:ilvl w:val="0"/>
           <w:numId w:val="1"/>
         </w:numPr>
-        <w:tabs>
-          <w:tab w:val="clear" w:pos="720"/>
-          <w:tab w:val="left" w:pos="0" w:leader="none"/>
-          <w:tab w:val="left" w:pos="4262" w:leader="none"/>
-        </w:tabs>
-        <w:ind w:hanging="283" w:start="709"/>
-        <w:rPr>
-          <w:rFonts w:ascii="Hack" w:hAnsi="Hack"/>
-          <w:b/>
-          <w:bCs/>
+        <w:rPr>
+          <w:rFonts w:ascii="Lato" w:hAnsi="Lato"/>
+          <w:b/>
+          <w:bCs/>
+          <w:sz w:val="32"/>
+          <w:szCs w:val="32"/>
+        </w:rPr>
+      </w:pPr>
+      <w:r>
+        <w:rPr>
+          <w:rFonts w:ascii="Lato" w:hAnsi="Lato"/>
+          <w:b/>
+          <w:bCs/>
+          <w:sz w:val="32"/>
+          <w:szCs w:val="32"/>
+        </w:rPr>
+        <w:t>2. Tools Used</w:t>
+      </w:r>
+    </w:p>
+    <w:p>
+      <w:pPr>
+        <w:pStyle w:val="Normal"/>
+        <w:rPr>
+          <w:rFonts w:ascii="Lato" w:hAnsi="Lato"/>
           <w:sz w:val="24"/>
           <w:szCs w:val="24"/>
         </w:rPr>
       </w:pPr>
       <w:r>
         <w:rPr>
-          <w:rFonts w:ascii="Hack" w:hAnsi="Hack"/>
-          <w:b/>
-          <w:bCs/>
+          <w:rFonts w:ascii="Lato" w:hAnsi="Lato"/>
           <w:sz w:val="24"/>
           <w:szCs w:val="24"/>
         </w:rPr>
-        <w:t xml:space="preserve">Netcat </w:t>
+        <w:t>- OpenVAS (Greenbone Vulnerability Manager)</w:t>
+        <w:br/>
+        <w:t>- DefectDojo</w:t>
+        <w:br/>
+        <w:t>- Metasploitable2 VM</w:t>
       </w:r>
     </w:p>
     <w:p>
       <w:pPr>
-        <w:pStyle w:val="HorizontalLine"/>
-        <w:tabs>
-          <w:tab w:val="clear" w:pos="720"/>
-          <w:tab w:val="left" w:pos="4971" w:leader="none"/>
-        </w:tabs>
-        <w:spacing w:before="0" w:after="140"/>
-        <w:rPr>
-          <w:rFonts w:ascii="Hack" w:hAnsi="Hack"/>
-          <w:b/>
-          <w:bCs/>
+        <w:pStyle w:val="Heading1"/>
+        <w:numPr>
+          <w:ilvl w:val="0"/>
+          <w:numId w:val="1"/>
+        </w:numPr>
+        <w:rPr>
+          <w:rFonts w:ascii="Lato" w:hAnsi="Lato"/>
+          <w:b/>
+          <w:bCs/>
+          <w:sz w:val="32"/>
+          <w:szCs w:val="32"/>
+        </w:rPr>
+      </w:pPr>
+      <w:r>
+        <w:rPr>
+          <w:rFonts w:ascii="Lato" w:hAnsi="Lato"/>
+          <w:b/>
+          <w:bCs/>
+          <w:sz w:val="32"/>
+          <w:szCs w:val="32"/>
+        </w:rPr>
+        <w:t>3. Methodology</w:t>
+      </w:r>
+    </w:p>
+    <w:p>
+      <w:pPr>
+        <w:pStyle w:val="Normal"/>
+        <w:rPr>
+          <w:rFonts w:ascii="Lato" w:hAnsi="Lato"/>
           <w:sz w:val="24"/>
           <w:szCs w:val="24"/>
         </w:rPr>
       </w:pPr>
       <w:r>
         <w:rPr>
-          <w:rFonts w:ascii="Hack" w:hAnsi="Hack"/>
-          <w:b/>
-          <w:bCs/>
+          <w:rFonts w:ascii="Lato" w:hAnsi="Lato"/>
           <w:sz w:val="24"/>
           <w:szCs w:val="24"/>
         </w:rPr>
+        <w:t>1. Configured OpenVAS in Kali Linux.</w:t>
+        <w:br/>
+        <w:t>2. Set up Metasploitable2 as target VM.</w:t>
+        <w:br/>
+        <w:t>3. Performed vulnerability scan using OpenVAS.</w:t>
+        <w:br/>
+        <w:t>4. Exported scan results and imported into DefectDojo using CSV format.</w:t>
+        <w:br/>
+      </w:r>
+      <w:r>
+        <w:drawing>
+          <wp:anchor behindDoc="0" distT="0" distB="0" distL="0" distR="0" simplePos="0" locked="0" layoutInCell="0" allowOverlap="1" relativeHeight="19">
+            <wp:simplePos x="0" y="0"/>
+            <wp:positionH relativeFrom="column">
+              <wp:posOffset>-71755</wp:posOffset>
+            </wp:positionH>
+            <wp:positionV relativeFrom="paragraph">
+              <wp:posOffset>1366520</wp:posOffset>
+            </wp:positionV>
+            <wp:extent cx="5731510" cy="3366135"/>
+            <wp:effectExtent l="0" t="0" r="0" b="0"/>
+            <wp:wrapSquare wrapText="largest"/>
+            <wp:docPr id="1" name="Image1" descr=""/>
+            <wp:cNvGraphicFramePr>
+              <a:graphicFrameLocks xmlns:a="http://schemas.openxmlformats.org/drawingml/2006/main" noChangeAspect="1"/>
+            </wp:cNvGraphicFramePr>
+            <a:graphic xmlns:a="http://schemas.openxmlformats.org/drawingml/2006/main">
+              <a:graphicData uri="http://schemas.openxmlformats.org/drawingml/2006/picture">
+                <pic:pic xmlns:pic="http://schemas.openxmlformats.org/drawingml/2006/picture">
+                  <pic:nvPicPr>
+                    <pic:cNvPr id="1" name="Image1" descr=""/>
+                    <pic:cNvPicPr>
+                      <a:picLocks noChangeAspect="1" noChangeArrowheads="1"/>
+                    </pic:cNvPicPr>
+                  </pic:nvPicPr>
+                  <pic:blipFill>
+                    <a:blip r:embed="rId2"/>
+                    <a:srcRect l="0" t="10007" r="0" b="35008"/>
+                    <a:stretch>
+                      <a:fillRect/>
+                    </a:stretch>
+                  </pic:blipFill>
+                  <pic:spPr bwMode="auto">
+                    <a:xfrm>
+                      <a:off x="0" y="0"/>
+                      <a:ext cx="5731510" cy="3366135"/>
+                    </a:xfrm>
+                    <a:prstGeom prst="rect">
+                      <a:avLst/>
+                    </a:prstGeom>
+                  </pic:spPr>
+                </pic:pic>
+              </a:graphicData>
+            </a:graphic>
+          </wp:anchor>
+        </w:drawing>
+      </w:r>
+      <w:r>
+        <w:rPr>
+          <w:rFonts w:ascii="Lato" w:hAnsi="Lato"/>
+          <w:sz w:val="24"/>
+          <w:szCs w:val="24"/>
+        </w:rPr>
+        <w:t>5. Analyzed findings and identified critical vulnerabilities.</w:t>
       </w:r>
     </w:p>
     <w:p>
       <w:pPr>
-        <w:pStyle w:val="Heading2"/>
-        <w:tabs>
-          <w:tab w:val="clear" w:pos="720"/>
-          <w:tab w:val="left" w:pos="4971" w:leader="none"/>
-        </w:tabs>
-        <w:spacing w:before="0" w:after="140"/>
-        <w:rPr>
-          <w:rFonts w:ascii="Hack" w:hAnsi="Hack"/>
-          <w:b/>
-          <w:bCs/>
-          <w:sz w:val="32"/>
-          <w:szCs w:val="32"/>
-        </w:rPr>
-      </w:pPr>
-      <w:r>
-        <w:rPr>
-          <w:rFonts w:ascii="Hack" w:hAnsi="Hack"/>
-          <w:b/>
-          <w:bCs/>
-          <w:sz w:val="32"/>
-          <w:szCs w:val="32"/>
-        </w:rPr>
-        <w:t>Methodology</w:t>
+        <w:pStyle w:val="Heading1"/>
+        <w:numPr>
+          <w:ilvl w:val="0"/>
+          <w:numId w:val="1"/>
+        </w:numPr>
+        <w:rPr>
+          <w:rFonts w:ascii="Lato" w:hAnsi="Lato"/>
+          <w:b/>
+          <w:bCs/>
+          <w:sz w:val="32"/>
+          <w:szCs w:val="32"/>
+        </w:rPr>
+      </w:pPr>
+      <w:r>
+        <w:rPr>
+          <w:rFonts w:ascii="Lato" w:hAnsi="Lato"/>
+          <w:b/>
+          <w:bCs/>
+          <w:sz w:val="32"/>
+          <w:szCs w:val="32"/>
+        </w:rPr>
+        <w:drawing>
+          <wp:anchor behindDoc="0" distT="0" distB="0" distL="0" distR="0" simplePos="0" locked="0" layoutInCell="0" allowOverlap="1" relativeHeight="20">
+            <wp:simplePos x="0" y="0"/>
+            <wp:positionH relativeFrom="column">
+              <wp:posOffset>598805</wp:posOffset>
+            </wp:positionH>
+            <wp:positionV relativeFrom="paragraph">
+              <wp:posOffset>280035</wp:posOffset>
+            </wp:positionV>
+            <wp:extent cx="4319905" cy="2447925"/>
+            <wp:effectExtent l="0" t="0" r="0" b="0"/>
+            <wp:wrapSquare wrapText="largest"/>
+            <wp:docPr id="2" name="Image2" descr=""/>
+            <wp:cNvGraphicFramePr>
+              <a:graphicFrameLocks xmlns:a="http://schemas.openxmlformats.org/drawingml/2006/main" noChangeAspect="1"/>
+            </wp:cNvGraphicFramePr>
+            <a:graphic xmlns:a="http://schemas.openxmlformats.org/drawingml/2006/main">
+              <a:graphicData uri="http://schemas.openxmlformats.org/drawingml/2006/picture">
+                <pic:pic xmlns:pic="http://schemas.openxmlformats.org/drawingml/2006/picture">
+                  <pic:nvPicPr>
+                    <pic:cNvPr id="2" name="Image2" descr=""/>
+                    <pic:cNvPicPr>
+                      <a:picLocks noChangeAspect="1" noChangeArrowheads="1"/>
+                    </pic:cNvPicPr>
+                  </pic:nvPicPr>
+                  <pic:blipFill>
+                    <a:blip r:embed="rId3"/>
+                    <a:srcRect l="9999" t="30010" r="14998" b="30010"/>
+                    <a:stretch>
+                      <a:fillRect/>
+                    </a:stretch>
+                  </pic:blipFill>
+                  <pic:spPr bwMode="auto">
+                    <a:xfrm>
+                      <a:off x="0" y="0"/>
+                      <a:ext cx="4319905" cy="2447925"/>
+                    </a:xfrm>
+                    <a:prstGeom prst="rect">
+                      <a:avLst/>
+                    </a:prstGeom>
+                  </pic:spPr>
+                </pic:pic>
+              </a:graphicData>
+            </a:graphic>
+          </wp:anchor>
+        </w:drawing>
       </w:r>
     </w:p>
     <w:p>
       <w:pPr>
-        <w:pStyle w:val="BodyText"/>
-        <w:tabs>
-          <w:tab w:val="clear" w:pos="720"/>
-          <w:tab w:val="left" w:pos="4971" w:leader="none"/>
-        </w:tabs>
-        <w:rPr>
-          <w:rFonts w:ascii="Hack" w:hAnsi="Hack"/>
+        <w:pStyle w:val="Heading1"/>
+        <w:numPr>
+          <w:ilvl w:val="0"/>
+          <w:numId w:val="1"/>
+        </w:numPr>
+        <w:rPr>
+          <w:rFonts w:ascii="Lato" w:hAnsi="Lato"/>
+          <w:b/>
+          <w:bCs/>
+          <w:sz w:val="32"/>
+          <w:szCs w:val="32"/>
+        </w:rPr>
+      </w:pPr>
+      <w:r>
+        <w:rPr>
+          <w:rFonts w:ascii="Lato" w:hAnsi="Lato"/>
+          <w:b/>
+          <w:bCs/>
+          <w:sz w:val="32"/>
+          <w:szCs w:val="32"/>
+        </w:rPr>
+      </w:r>
+    </w:p>
+    <w:p>
+      <w:pPr>
+        <w:pStyle w:val="Heading1"/>
+        <w:numPr>
+          <w:ilvl w:val="0"/>
+          <w:numId w:val="1"/>
+        </w:numPr>
+        <w:rPr>
+          <w:rFonts w:ascii="Lato" w:hAnsi="Lato"/>
+          <w:b/>
+          <w:bCs/>
+          <w:sz w:val="32"/>
+          <w:szCs w:val="32"/>
+        </w:rPr>
+      </w:pPr>
+      <w:r>
+        <w:rPr>
+          <w:rFonts w:ascii="Lato" w:hAnsi="Lato"/>
+          <w:b/>
+          <w:bCs/>
+          <w:sz w:val="32"/>
+          <w:szCs w:val="32"/>
+        </w:rPr>
+      </w:r>
+    </w:p>
+    <w:p>
+      <w:pPr>
+        <w:pStyle w:val="Heading1"/>
+        <w:numPr>
+          <w:ilvl w:val="0"/>
+          <w:numId w:val="1"/>
+        </w:numPr>
+        <w:rPr>
+          <w:rFonts w:ascii="Lato" w:hAnsi="Lato"/>
+          <w:b/>
+          <w:bCs/>
+          <w:sz w:val="32"/>
+          <w:szCs w:val="32"/>
+        </w:rPr>
+      </w:pPr>
+      <w:r>
+        <w:rPr>
+          <w:rFonts w:ascii="Lato" w:hAnsi="Lato"/>
+          <w:b/>
+          <w:bCs/>
+          <w:sz w:val="32"/>
+          <w:szCs w:val="32"/>
+        </w:rPr>
+      </w:r>
+    </w:p>
+    <w:p>
+      <w:pPr>
+        <w:pStyle w:val="Heading1"/>
+        <w:numPr>
+          <w:ilvl w:val="0"/>
+          <w:numId w:val="1"/>
+        </w:numPr>
+        <w:rPr>
+          <w:rFonts w:ascii="Lato" w:hAnsi="Lato"/>
+          <w:b/>
+          <w:bCs/>
+          <w:sz w:val="32"/>
+          <w:szCs w:val="32"/>
+        </w:rPr>
+      </w:pPr>
+      <w:r>
+        <w:rPr>
+          <w:rFonts w:ascii="Lato" w:hAnsi="Lato"/>
+          <w:b/>
+          <w:bCs/>
+          <w:sz w:val="32"/>
+          <w:szCs w:val="32"/>
+        </w:rPr>
+      </w:r>
+    </w:p>
+    <w:p>
+      <w:pPr>
+        <w:pStyle w:val="Heading1"/>
+        <w:numPr>
+          <w:ilvl w:val="0"/>
+          <w:numId w:val="1"/>
+        </w:numPr>
+        <w:rPr>
+          <w:rFonts w:ascii="Lato" w:hAnsi="Lato"/>
+          <w:b/>
+          <w:bCs/>
+          <w:sz w:val="32"/>
+          <w:szCs w:val="32"/>
+        </w:rPr>
+      </w:pPr>
+      <w:r>
+        <w:rPr>
+          <w:rFonts w:ascii="Lato" w:hAnsi="Lato"/>
+          <w:b/>
+          <w:bCs/>
+          <w:sz w:val="32"/>
+          <w:szCs w:val="32"/>
+        </w:rPr>
+      </w:r>
+    </w:p>
+    <w:p>
+      <w:pPr>
+        <w:pStyle w:val="Heading1"/>
+        <w:numPr>
+          <w:ilvl w:val="0"/>
+          <w:numId w:val="1"/>
+        </w:numPr>
+        <w:rPr>
+          <w:rFonts w:ascii="Lato" w:hAnsi="Lato"/>
+          <w:b/>
+          <w:bCs/>
+          <w:sz w:val="32"/>
+          <w:szCs w:val="32"/>
+        </w:rPr>
+      </w:pPr>
+      <w:r>
+        <w:rPr>
+          <w:rFonts w:ascii="Lato" w:hAnsi="Lato"/>
+          <w:b/>
+          <w:bCs/>
+          <w:sz w:val="32"/>
+          <w:szCs w:val="32"/>
+        </w:rPr>
+        <w:drawing>
+          <wp:anchor behindDoc="0" distT="0" distB="0" distL="0" distR="0" simplePos="0" locked="0" layoutInCell="0" allowOverlap="1" relativeHeight="21">
+            <wp:simplePos x="0" y="0"/>
+            <wp:positionH relativeFrom="column">
+              <wp:posOffset>45085</wp:posOffset>
+            </wp:positionH>
+            <wp:positionV relativeFrom="paragraph">
+              <wp:posOffset>74930</wp:posOffset>
+            </wp:positionV>
+            <wp:extent cx="5731510" cy="4895850"/>
+            <wp:effectExtent l="0" t="0" r="0" b="0"/>
+            <wp:wrapSquare wrapText="largest"/>
+            <wp:docPr id="3" name="Image3" descr=""/>
+            <wp:cNvGraphicFramePr>
+              <a:graphicFrameLocks xmlns:a="http://schemas.openxmlformats.org/drawingml/2006/main" noChangeAspect="1"/>
+            </wp:cNvGraphicFramePr>
+            <a:graphic xmlns:a="http://schemas.openxmlformats.org/drawingml/2006/main">
+              <a:graphicData uri="http://schemas.openxmlformats.org/drawingml/2006/picture">
+                <pic:pic xmlns:pic="http://schemas.openxmlformats.org/drawingml/2006/picture">
+                  <pic:nvPicPr>
+                    <pic:cNvPr id="3" name="Image3" descr=""/>
+                    <pic:cNvPicPr>
+                      <a:picLocks noChangeAspect="1" noChangeArrowheads="1"/>
+                    </pic:cNvPicPr>
+                  </pic:nvPicPr>
+                  <pic:blipFill>
+                    <a:blip r:embed="rId4"/>
+                    <a:srcRect l="0" t="20003" r="0" b="0"/>
+                    <a:stretch>
+                      <a:fillRect/>
+                    </a:stretch>
+                  </pic:blipFill>
+                  <pic:spPr bwMode="auto">
+                    <a:xfrm>
+                      <a:off x="0" y="0"/>
+                      <a:ext cx="5731510" cy="4895850"/>
+                    </a:xfrm>
+                    <a:prstGeom prst="rect">
+                      <a:avLst/>
+                    </a:prstGeom>
+                  </pic:spPr>
+                </pic:pic>
+              </a:graphicData>
+            </a:graphic>
+          </wp:anchor>
+        </w:drawing>
+      </w:r>
+    </w:p>
+    <w:p>
+      <w:pPr>
+        <w:pStyle w:val="Heading1"/>
+        <w:numPr>
+          <w:ilvl w:val="0"/>
+          <w:numId w:val="1"/>
+        </w:numPr>
+        <w:rPr>
+          <w:rFonts w:ascii="Lato" w:hAnsi="Lato"/>
+          <w:b/>
+          <w:bCs/>
+          <w:sz w:val="32"/>
+          <w:szCs w:val="32"/>
+        </w:rPr>
+      </w:pPr>
+      <w:r>
+        <w:rPr>
+          <w:rFonts w:ascii="Lato" w:hAnsi="Lato"/>
+          <w:b/>
+          <w:bCs/>
+          <w:sz w:val="32"/>
+          <w:szCs w:val="32"/>
+        </w:rPr>
+        <w:drawing>
+          <wp:anchor behindDoc="0" distT="0" distB="0" distL="0" distR="0" simplePos="0" locked="0" layoutInCell="0" allowOverlap="1" relativeHeight="22">
+            <wp:simplePos x="0" y="0"/>
+            <wp:positionH relativeFrom="column">
+              <wp:posOffset>-71120</wp:posOffset>
+            </wp:positionH>
+            <wp:positionV relativeFrom="paragraph">
+              <wp:posOffset>697865</wp:posOffset>
+            </wp:positionV>
+            <wp:extent cx="5731510" cy="2820670"/>
+            <wp:effectExtent l="0" t="0" r="0" b="0"/>
+            <wp:wrapSquare wrapText="largest"/>
+            <wp:docPr id="4" name="Image4" descr=""/>
+            <wp:cNvGraphicFramePr>
+              <a:graphicFrameLocks xmlns:a="http://schemas.openxmlformats.org/drawingml/2006/main" noChangeAspect="1"/>
+            </wp:cNvGraphicFramePr>
+            <a:graphic xmlns:a="http://schemas.openxmlformats.org/drawingml/2006/main">
+              <a:graphicData uri="http://schemas.openxmlformats.org/drawingml/2006/picture">
+                <pic:pic xmlns:pic="http://schemas.openxmlformats.org/drawingml/2006/picture">
+                  <pic:nvPicPr>
+                    <pic:cNvPr id="4" name="Image4" descr=""/>
+                    <pic:cNvPicPr>
+                      <a:picLocks noChangeAspect="1" noChangeArrowheads="1"/>
+                    </pic:cNvPicPr>
+                  </pic:nvPicPr>
+                  <pic:blipFill>
+                    <a:blip r:embed="rId5"/>
+                    <a:stretch>
+                      <a:fillRect/>
+                    </a:stretch>
+                  </pic:blipFill>
+                  <pic:spPr bwMode="auto">
+                    <a:xfrm>
+                      <a:off x="0" y="0"/>
+                      <a:ext cx="5731510" cy="2820670"/>
+                    </a:xfrm>
+                    <a:prstGeom prst="rect">
+                      <a:avLst/>
+                    </a:prstGeom>
+                  </pic:spPr>
+                </pic:pic>
+              </a:graphicData>
+            </a:graphic>
+          </wp:anchor>
+        </w:drawing>
+      </w:r>
+    </w:p>
+    <w:p>
+      <w:pPr>
+        <w:pStyle w:val="Heading1"/>
+        <w:numPr>
+          <w:ilvl w:val="0"/>
+          <w:numId w:val="1"/>
+        </w:numPr>
+        <w:rPr>
+          <w:rFonts w:ascii="Lato" w:hAnsi="Lato"/>
+          <w:b/>
+          <w:bCs/>
+          <w:sz w:val="32"/>
+          <w:szCs w:val="32"/>
+        </w:rPr>
+      </w:pPr>
+      <w:r>
+        <w:rPr>
+          <w:rFonts w:ascii="Lato" w:hAnsi="Lato"/>
+          <w:b/>
+          <w:bCs/>
+          <w:sz w:val="32"/>
+          <w:szCs w:val="32"/>
+        </w:rPr>
+      </w:r>
+    </w:p>
+    <w:p>
+      <w:pPr>
+        <w:pStyle w:val="Heading1"/>
+        <w:numPr>
+          <w:ilvl w:val="0"/>
+          <w:numId w:val="1"/>
+        </w:numPr>
+        <w:rPr>
+          <w:rFonts w:ascii="Lato" w:hAnsi="Lato"/>
+          <w:b/>
+          <w:bCs/>
+          <w:sz w:val="32"/>
+          <w:szCs w:val="32"/>
+        </w:rPr>
+      </w:pPr>
+      <w:r>
+        <w:rPr>
+          <w:rFonts w:ascii="Lato" w:hAnsi="Lato"/>
+          <w:b/>
+          <w:bCs/>
+          <w:sz w:val="32"/>
+          <w:szCs w:val="32"/>
+        </w:rPr>
+      </w:r>
+    </w:p>
+    <w:p>
+      <w:pPr>
+        <w:pStyle w:val="Heading1"/>
+        <w:numPr>
+          <w:ilvl w:val="0"/>
+          <w:numId w:val="1"/>
+        </w:numPr>
+        <w:rPr>
+          <w:rFonts w:ascii="Lato" w:hAnsi="Lato"/>
+          <w:b/>
+          <w:bCs/>
+          <w:sz w:val="32"/>
+          <w:szCs w:val="32"/>
+        </w:rPr>
+      </w:pPr>
+      <w:r>
+        <w:rPr>
+          <w:rFonts w:ascii="Lato" w:hAnsi="Lato"/>
+          <w:b/>
+          <w:bCs/>
+          <w:sz w:val="32"/>
+          <w:szCs w:val="32"/>
+        </w:rPr>
+      </w:r>
+    </w:p>
+    <w:p>
+      <w:pPr>
+        <w:pStyle w:val="Heading1"/>
+        <w:numPr>
+          <w:ilvl w:val="0"/>
+          <w:numId w:val="1"/>
+        </w:numPr>
+        <w:rPr>
+          <w:rFonts w:ascii="Lato" w:hAnsi="Lato"/>
+          <w:b/>
+          <w:bCs/>
+          <w:sz w:val="32"/>
+          <w:szCs w:val="32"/>
+        </w:rPr>
+      </w:pPr>
+      <w:r>
+        <w:rPr>
+          <w:rFonts w:ascii="Lato" w:hAnsi="Lato"/>
+          <w:b/>
+          <w:bCs/>
+          <w:sz w:val="32"/>
+          <w:szCs w:val="32"/>
+        </w:rPr>
+        <w:drawing>
+          <wp:anchor behindDoc="0" distT="0" distB="0" distL="0" distR="0" simplePos="0" locked="0" layoutInCell="0" allowOverlap="1" relativeHeight="23">
+            <wp:simplePos x="0" y="0"/>
+            <wp:positionH relativeFrom="column">
+              <wp:posOffset>0</wp:posOffset>
+            </wp:positionH>
+            <wp:positionV relativeFrom="paragraph">
+              <wp:posOffset>95250</wp:posOffset>
+            </wp:positionV>
+            <wp:extent cx="5731510" cy="2820670"/>
+            <wp:effectExtent l="0" t="0" r="0" b="0"/>
+            <wp:wrapSquare wrapText="largest"/>
+            <wp:docPr id="5" name="Image5" descr=""/>
+            <wp:cNvGraphicFramePr>
+              <a:graphicFrameLocks xmlns:a="http://schemas.openxmlformats.org/drawingml/2006/main" noChangeAspect="1"/>
+            </wp:cNvGraphicFramePr>
+            <a:graphic xmlns:a="http://schemas.openxmlformats.org/drawingml/2006/main">
+              <a:graphicData uri="http://schemas.openxmlformats.org/drawingml/2006/picture">
+                <pic:pic xmlns:pic="http://schemas.openxmlformats.org/drawingml/2006/picture">
+                  <pic:nvPicPr>
+                    <pic:cNvPr id="5" name="Image5" descr=""/>
+                    <pic:cNvPicPr>
+                      <a:picLocks noChangeAspect="1" noChangeArrowheads="1"/>
+                    </pic:cNvPicPr>
+                  </pic:nvPicPr>
+                  <pic:blipFill>
+                    <a:blip r:embed="rId6"/>
+                    <a:stretch>
+                      <a:fillRect/>
+                    </a:stretch>
+                  </pic:blipFill>
+                  <pic:spPr bwMode="auto">
+                    <a:xfrm>
+                      <a:off x="0" y="0"/>
+                      <a:ext cx="5731510" cy="2820670"/>
+                    </a:xfrm>
+                    <a:prstGeom prst="rect">
+                      <a:avLst/>
+                    </a:prstGeom>
+                  </pic:spPr>
+                </pic:pic>
+              </a:graphicData>
+            </a:graphic>
+          </wp:anchor>
+        </w:drawing>
+      </w:r>
+    </w:p>
+    <w:p>
+      <w:pPr>
+        <w:pStyle w:val="Heading1"/>
+        <w:numPr>
+          <w:ilvl w:val="0"/>
+          <w:numId w:val="1"/>
+        </w:numPr>
+        <w:rPr>
+          <w:rFonts w:ascii="Lato" w:hAnsi="Lato"/>
+          <w:b/>
+          <w:bCs/>
+          <w:sz w:val="32"/>
+          <w:szCs w:val="32"/>
+        </w:rPr>
+      </w:pPr>
+      <w:r>
+        <w:rPr>
+          <w:rFonts w:ascii="Lato" w:hAnsi="Lato"/>
+          <w:b/>
+          <w:bCs/>
+          <w:sz w:val="32"/>
+          <w:szCs w:val="32"/>
+        </w:rPr>
+        <w:drawing>
+          <wp:anchor behindDoc="0" distT="0" distB="0" distL="0" distR="0" simplePos="0" locked="0" layoutInCell="0" allowOverlap="1" relativeHeight="24">
+            <wp:simplePos x="0" y="0"/>
+            <wp:positionH relativeFrom="column">
+              <wp:posOffset>0</wp:posOffset>
+            </wp:positionH>
+            <wp:positionV relativeFrom="paragraph">
+              <wp:posOffset>321310</wp:posOffset>
+            </wp:positionV>
+            <wp:extent cx="5731510" cy="2820670"/>
+            <wp:effectExtent l="0" t="0" r="0" b="0"/>
+            <wp:wrapSquare wrapText="largest"/>
+            <wp:docPr id="6" name="Image6" descr=""/>
+            <wp:cNvGraphicFramePr>
+              <a:graphicFrameLocks xmlns:a="http://schemas.openxmlformats.org/drawingml/2006/main" noChangeAspect="1"/>
+            </wp:cNvGraphicFramePr>
+            <a:graphic xmlns:a="http://schemas.openxmlformats.org/drawingml/2006/main">
+              <a:graphicData uri="http://schemas.openxmlformats.org/drawingml/2006/picture">
+                <pic:pic xmlns:pic="http://schemas.openxmlformats.org/drawingml/2006/picture">
+                  <pic:nvPicPr>
+                    <pic:cNvPr id="6" name="Image6" descr=""/>
+                    <pic:cNvPicPr>
+                      <a:picLocks noChangeAspect="1" noChangeArrowheads="1"/>
+                    </pic:cNvPicPr>
+                  </pic:nvPicPr>
+                  <pic:blipFill>
+                    <a:blip r:embed="rId7"/>
+                    <a:stretch>
+                      <a:fillRect/>
+                    </a:stretch>
+                  </pic:blipFill>
+                  <pic:spPr bwMode="auto">
+                    <a:xfrm>
+                      <a:off x="0" y="0"/>
+                      <a:ext cx="5731510" cy="2820670"/>
+                    </a:xfrm>
+                    <a:prstGeom prst="rect">
+                      <a:avLst/>
+                    </a:prstGeom>
+                  </pic:spPr>
+                </pic:pic>
+              </a:graphicData>
+            </a:graphic>
+          </wp:anchor>
+        </w:drawing>
+      </w:r>
+    </w:p>
+    <w:p>
+      <w:pPr>
+        <w:pStyle w:val="Heading1"/>
+        <w:numPr>
+          <w:ilvl w:val="0"/>
+          <w:numId w:val="1"/>
+        </w:numPr>
+        <w:rPr>
+          <w:rFonts w:ascii="Lato" w:hAnsi="Lato"/>
+          <w:b/>
+          <w:bCs/>
+          <w:sz w:val="32"/>
+          <w:szCs w:val="32"/>
+        </w:rPr>
+      </w:pPr>
+      <w:r>
+        <w:rPr>
+          <w:rFonts w:ascii="Lato" w:hAnsi="Lato"/>
+          <w:b/>
+          <w:bCs/>
+          <w:sz w:val="32"/>
+          <w:szCs w:val="32"/>
+        </w:rPr>
+      </w:r>
+    </w:p>
+    <w:p>
+      <w:pPr>
+        <w:pStyle w:val="Heading1"/>
+        <w:numPr>
+          <w:ilvl w:val="0"/>
+          <w:numId w:val="1"/>
+        </w:numPr>
+        <w:rPr>
+          <w:rFonts w:ascii="Lato" w:hAnsi="Lato"/>
+          <w:b/>
+          <w:bCs/>
+          <w:sz w:val="32"/>
+          <w:szCs w:val="32"/>
+        </w:rPr>
+      </w:pPr>
+      <w:r>
+        <w:rPr>
+          <w:rFonts w:ascii="Lato" w:hAnsi="Lato"/>
+          <w:b/>
+          <w:bCs/>
+          <w:sz w:val="32"/>
+          <w:szCs w:val="32"/>
+        </w:rPr>
+      </w:r>
+    </w:p>
+    <w:p>
+      <w:pPr>
+        <w:pStyle w:val="Heading1"/>
+        <w:numPr>
+          <w:ilvl w:val="0"/>
+          <w:numId w:val="1"/>
+        </w:numPr>
+        <w:rPr>
+          <w:rFonts w:ascii="Lato" w:hAnsi="Lato"/>
+          <w:b/>
+          <w:bCs/>
+          <w:sz w:val="32"/>
+          <w:szCs w:val="32"/>
+        </w:rPr>
+      </w:pPr>
+      <w:r>
+        <w:rPr>
+          <w:rFonts w:ascii="Lato" w:hAnsi="Lato"/>
+          <w:b/>
+          <w:bCs/>
+          <w:sz w:val="32"/>
+          <w:szCs w:val="32"/>
+        </w:rPr>
+        <w:drawing>
+          <wp:anchor behindDoc="0" distT="0" distB="0" distL="0" distR="0" simplePos="0" locked="0" layoutInCell="0" allowOverlap="1" relativeHeight="25">
+            <wp:simplePos x="0" y="0"/>
+            <wp:positionH relativeFrom="column">
+              <wp:align>center</wp:align>
+            </wp:positionH>
+            <wp:positionV relativeFrom="paragraph">
+              <wp:posOffset>635</wp:posOffset>
+            </wp:positionV>
+            <wp:extent cx="5731510" cy="2820670"/>
+            <wp:effectExtent l="0" t="0" r="0" b="0"/>
+            <wp:wrapSquare wrapText="largest"/>
+            <wp:docPr id="7" name="Image7" descr=""/>
+            <wp:cNvGraphicFramePr>
+              <a:graphicFrameLocks xmlns:a="http://schemas.openxmlformats.org/drawingml/2006/main" noChangeAspect="1"/>
+            </wp:cNvGraphicFramePr>
+            <a:graphic xmlns:a="http://schemas.openxmlformats.org/drawingml/2006/main">
+              <a:graphicData uri="http://schemas.openxmlformats.org/drawingml/2006/picture">
+                <pic:pic xmlns:pic="http://schemas.openxmlformats.org/drawingml/2006/picture">
+                  <pic:nvPicPr>
+                    <pic:cNvPr id="7" name="Image7" descr=""/>
+                    <pic:cNvPicPr>
+                      <a:picLocks noChangeAspect="1" noChangeArrowheads="1"/>
+                    </pic:cNvPicPr>
+                  </pic:nvPicPr>
+                  <pic:blipFill>
+                    <a:blip r:embed="rId8"/>
+                    <a:stretch>
+                      <a:fillRect/>
+                    </a:stretch>
+                  </pic:blipFill>
+                  <pic:spPr bwMode="auto">
+                    <a:xfrm>
+                      <a:off x="0" y="0"/>
+                      <a:ext cx="5731510" cy="2820670"/>
+                    </a:xfrm>
+                    <a:prstGeom prst="rect">
+                      <a:avLst/>
+                    </a:prstGeom>
+                  </pic:spPr>
+                </pic:pic>
+              </a:graphicData>
+            </a:graphic>
+          </wp:anchor>
+        </w:drawing>
+      </w:r>
+    </w:p>
+    <w:p>
+      <w:pPr>
+        <w:pStyle w:val="Heading1"/>
+        <w:numPr>
+          <w:ilvl w:val="0"/>
+          <w:numId w:val="1"/>
+        </w:numPr>
+        <w:rPr>
+          <w:rFonts w:ascii="Lato" w:hAnsi="Lato"/>
+          <w:b/>
+          <w:bCs/>
+          <w:sz w:val="32"/>
+          <w:szCs w:val="32"/>
+        </w:rPr>
+      </w:pPr>
+      <w:r>
+        <w:rPr>
+          <w:rFonts w:ascii="Lato" w:hAnsi="Lato"/>
+          <w:b/>
+          <w:bCs/>
+          <w:sz w:val="32"/>
+          <w:szCs w:val="32"/>
+        </w:rPr>
+      </w:r>
+    </w:p>
+    <w:p>
+      <w:pPr>
+        <w:pStyle w:val="Heading1"/>
+        <w:numPr>
+          <w:ilvl w:val="0"/>
+          <w:numId w:val="1"/>
+        </w:numPr>
+        <w:rPr>
+          <w:rFonts w:ascii="Lato" w:hAnsi="Lato"/>
+          <w:b/>
+          <w:bCs/>
+          <w:sz w:val="32"/>
+          <w:szCs w:val="32"/>
+        </w:rPr>
+      </w:pPr>
+      <w:r>
+        <w:rPr>
+          <w:rFonts w:ascii="Lato" w:hAnsi="Lato"/>
+          <w:b/>
+          <w:bCs/>
+          <w:sz w:val="32"/>
+          <w:szCs w:val="32"/>
+        </w:rPr>
+      </w:r>
+    </w:p>
+    <w:p>
+      <w:pPr>
+        <w:pStyle w:val="Heading1"/>
+        <w:numPr>
+          <w:ilvl w:val="0"/>
+          <w:numId w:val="1"/>
+        </w:numPr>
+        <w:rPr>
+          <w:rFonts w:ascii="Lato" w:hAnsi="Lato"/>
+          <w:b/>
+          <w:bCs/>
+          <w:sz w:val="32"/>
+          <w:szCs w:val="32"/>
+        </w:rPr>
+      </w:pPr>
+      <w:r>
+        <w:rPr>
+          <w:rFonts w:ascii="Lato" w:hAnsi="Lato"/>
+          <w:b/>
+          <w:bCs/>
+          <w:sz w:val="32"/>
+          <w:szCs w:val="32"/>
+        </w:rPr>
+        <w:drawing>
+          <wp:anchor behindDoc="0" distT="0" distB="0" distL="0" distR="0" simplePos="0" locked="0" layoutInCell="0" allowOverlap="1" relativeHeight="26">
+            <wp:simplePos x="0" y="0"/>
+            <wp:positionH relativeFrom="column">
+              <wp:align>center</wp:align>
+            </wp:positionH>
+            <wp:positionV relativeFrom="paragraph">
+              <wp:posOffset>635</wp:posOffset>
+            </wp:positionV>
+            <wp:extent cx="5731510" cy="2820670"/>
+            <wp:effectExtent l="0" t="0" r="0" b="0"/>
+            <wp:wrapSquare wrapText="largest"/>
+            <wp:docPr id="8" name="Image8" descr=""/>
+            <wp:cNvGraphicFramePr>
+              <a:graphicFrameLocks xmlns:a="http://schemas.openxmlformats.org/drawingml/2006/main" noChangeAspect="1"/>
+            </wp:cNvGraphicFramePr>
+            <a:graphic xmlns:a="http://schemas.openxmlformats.org/drawingml/2006/main">
+              <a:graphicData uri="http://schemas.openxmlformats.org/drawingml/2006/picture">
+                <pic:pic xmlns:pic="http://schemas.openxmlformats.org/drawingml/2006/picture">
+                  <pic:nvPicPr>
+                    <pic:cNvPr id="8" name="Image8" descr=""/>
+                    <pic:cNvPicPr>
+                      <a:picLocks noChangeAspect="1" noChangeArrowheads="1"/>
+                    </pic:cNvPicPr>
+                  </pic:nvPicPr>
+                  <pic:blipFill>
+                    <a:blip r:embed="rId9"/>
+                    <a:stretch>
+                      <a:fillRect/>
+                    </a:stretch>
+                  </pic:blipFill>
+                  <pic:spPr bwMode="auto">
+                    <a:xfrm>
+                      <a:off x="0" y="0"/>
+                      <a:ext cx="5731510" cy="2820670"/>
+                    </a:xfrm>
+                    <a:prstGeom prst="rect">
+                      <a:avLst/>
+                    </a:prstGeom>
+                  </pic:spPr>
+                </pic:pic>
+              </a:graphicData>
+            </a:graphic>
+          </wp:anchor>
+        </w:drawing>
+      </w:r>
+    </w:p>
+    <w:p>
+      <w:pPr>
+        <w:pStyle w:val="Heading1"/>
+        <w:numPr>
+          <w:ilvl w:val="0"/>
+          <w:numId w:val="1"/>
+        </w:numPr>
+        <w:rPr>
+          <w:rFonts w:ascii="Lato" w:hAnsi="Lato"/>
+          <w:b/>
+          <w:bCs/>
+          <w:sz w:val="32"/>
+          <w:szCs w:val="32"/>
+        </w:rPr>
+      </w:pPr>
+      <w:r>
+        <w:rPr>
+          <w:rFonts w:ascii="Lato" w:hAnsi="Lato"/>
+          <w:b/>
+          <w:bCs/>
+          <w:sz w:val="32"/>
+          <w:szCs w:val="32"/>
+        </w:rPr>
+      </w:r>
+    </w:p>
+    <w:p>
+      <w:pPr>
+        <w:pStyle w:val="Heading1"/>
+        <w:numPr>
+          <w:ilvl w:val="0"/>
+          <w:numId w:val="1"/>
+        </w:numPr>
+        <w:rPr>
+          <w:rFonts w:ascii="Lato" w:hAnsi="Lato"/>
+          <w:b/>
+          <w:bCs/>
+          <w:sz w:val="32"/>
+          <w:szCs w:val="32"/>
+        </w:rPr>
+      </w:pPr>
+      <w:r>
+        <w:rPr>
+          <w:rFonts w:ascii="Lato" w:hAnsi="Lato"/>
+          <w:b/>
+          <w:bCs/>
+          <w:sz w:val="32"/>
+          <w:szCs w:val="32"/>
+        </w:rPr>
+        <w:drawing>
+          <wp:anchor behindDoc="0" distT="0" distB="0" distL="0" distR="0" simplePos="0" locked="0" layoutInCell="0" allowOverlap="1" relativeHeight="27">
+            <wp:simplePos x="0" y="0"/>
+            <wp:positionH relativeFrom="column">
+              <wp:align>center</wp:align>
+            </wp:positionH>
+            <wp:positionV relativeFrom="paragraph">
+              <wp:posOffset>635</wp:posOffset>
+            </wp:positionV>
+            <wp:extent cx="5731510" cy="2820670"/>
+            <wp:effectExtent l="0" t="0" r="0" b="0"/>
+            <wp:wrapSquare wrapText="largest"/>
+            <wp:docPr id="9" name="Image9" descr=""/>
+            <wp:cNvGraphicFramePr>
+              <a:graphicFrameLocks xmlns:a="http://schemas.openxmlformats.org/drawingml/2006/main" noChangeAspect="1"/>
+            </wp:cNvGraphicFramePr>
+            <a:graphic xmlns:a="http://schemas.openxmlformats.org/drawingml/2006/main">
+              <a:graphicData uri="http://schemas.openxmlformats.org/drawingml/2006/picture">
+                <pic:pic xmlns:pic="http://schemas.openxmlformats.org/drawingml/2006/picture">
+                  <pic:nvPicPr>
+                    <pic:cNvPr id="9" name="Image9" descr=""/>
+                    <pic:cNvPicPr>
+                      <a:picLocks noChangeAspect="1" noChangeArrowheads="1"/>
+                    </pic:cNvPicPr>
+                  </pic:nvPicPr>
+                  <pic:blipFill>
+                    <a:blip r:embed="rId10"/>
+                    <a:stretch>
+                      <a:fillRect/>
+                    </a:stretch>
+                  </pic:blipFill>
+                  <pic:spPr bwMode="auto">
+                    <a:xfrm>
+                      <a:off x="0" y="0"/>
+                      <a:ext cx="5731510" cy="2820670"/>
+                    </a:xfrm>
+                    <a:prstGeom prst="rect">
+                      <a:avLst/>
+                    </a:prstGeom>
+                  </pic:spPr>
+                </pic:pic>
+              </a:graphicData>
+            </a:graphic>
+          </wp:anchor>
+        </w:drawing>
+      </w:r>
+    </w:p>
+    <w:p>
+      <w:pPr>
+        <w:pStyle w:val="Heading1"/>
+        <w:numPr>
+          <w:ilvl w:val="0"/>
+          <w:numId w:val="1"/>
+        </w:numPr>
+        <w:rPr>
+          <w:rFonts w:ascii="Lato" w:hAnsi="Lato"/>
+          <w:b/>
+          <w:bCs/>
+          <w:sz w:val="32"/>
+          <w:szCs w:val="32"/>
+        </w:rPr>
+      </w:pPr>
+      <w:r>
+        <w:rPr>
+          <w:rFonts w:ascii="Lato" w:hAnsi="Lato"/>
+          <w:b/>
+          <w:bCs/>
+          <w:sz w:val="32"/>
+          <w:szCs w:val="32"/>
+        </w:rPr>
+      </w:r>
+    </w:p>
+    <w:p>
+      <w:pPr>
+        <w:pStyle w:val="Heading1"/>
+        <w:numPr>
+          <w:ilvl w:val="0"/>
+          <w:numId w:val="1"/>
+        </w:numPr>
+        <w:rPr>
+          <w:rFonts w:ascii="Lato" w:hAnsi="Lato"/>
+          <w:b/>
+          <w:bCs/>
+          <w:sz w:val="32"/>
+          <w:szCs w:val="32"/>
+        </w:rPr>
+      </w:pPr>
+      <w:r>
+        <w:rPr>
+          <w:rFonts w:ascii="Lato" w:hAnsi="Lato"/>
+          <w:b/>
+          <w:bCs/>
+          <w:sz w:val="32"/>
+          <w:szCs w:val="32"/>
+        </w:rPr>
+        <w:drawing>
+          <wp:anchor behindDoc="0" distT="0" distB="0" distL="0" distR="0" simplePos="0" locked="0" layoutInCell="0" allowOverlap="1" relativeHeight="28">
+            <wp:simplePos x="0" y="0"/>
+            <wp:positionH relativeFrom="column">
+              <wp:posOffset>0</wp:posOffset>
+            </wp:positionH>
+            <wp:positionV relativeFrom="paragraph">
+              <wp:posOffset>274320</wp:posOffset>
+            </wp:positionV>
+            <wp:extent cx="5731510" cy="2820670"/>
+            <wp:effectExtent l="0" t="0" r="0" b="0"/>
+            <wp:wrapSquare wrapText="largest"/>
+            <wp:docPr id="10" name="Image10" descr=""/>
+            <wp:cNvGraphicFramePr>
+              <a:graphicFrameLocks xmlns:a="http://schemas.openxmlformats.org/drawingml/2006/main" noChangeAspect="1"/>
+            </wp:cNvGraphicFramePr>
+            <a:graphic xmlns:a="http://schemas.openxmlformats.org/drawingml/2006/main">
+              <a:graphicData uri="http://schemas.openxmlformats.org/drawingml/2006/picture">
+                <pic:pic xmlns:pic="http://schemas.openxmlformats.org/drawingml/2006/picture">
+                  <pic:nvPicPr>
+                    <pic:cNvPr id="10" name="Image10" descr=""/>
+                    <pic:cNvPicPr>
+                      <a:picLocks noChangeAspect="1" noChangeArrowheads="1"/>
+                    </pic:cNvPicPr>
+                  </pic:nvPicPr>
+                  <pic:blipFill>
+                    <a:blip r:embed="rId11"/>
+                    <a:stretch>
+                      <a:fillRect/>
+                    </a:stretch>
+                  </pic:blipFill>
+                  <pic:spPr bwMode="auto">
+                    <a:xfrm>
+                      <a:off x="0" y="0"/>
+                      <a:ext cx="5731510" cy="2820670"/>
+                    </a:xfrm>
+                    <a:prstGeom prst="rect">
+                      <a:avLst/>
+                    </a:prstGeom>
+                  </pic:spPr>
+                </pic:pic>
+              </a:graphicData>
+            </a:graphic>
+          </wp:anchor>
+        </w:drawing>
+      </w:r>
+    </w:p>
+    <w:p>
+      <w:pPr>
+        <w:pStyle w:val="Heading1"/>
+        <w:numPr>
+          <w:ilvl w:val="0"/>
+          <w:numId w:val="0"/>
+        </w:numPr>
+        <w:ind w:hanging="0" w:left="0"/>
+        <w:rPr>
+          <w:rFonts w:ascii="Lato" w:hAnsi="Lato"/>
+          <w:b/>
+          <w:bCs/>
+          <w:sz w:val="32"/>
+          <w:szCs w:val="32"/>
+        </w:rPr>
+      </w:pPr>
+      <w:r>
+        <w:rPr>
+          <w:rFonts w:ascii="Lato" w:hAnsi="Lato"/>
+          <w:b/>
+          <w:bCs/>
+          <w:sz w:val="32"/>
+          <w:szCs w:val="32"/>
+        </w:rPr>
+        <w:drawing>
+          <wp:anchor behindDoc="0" distT="0" distB="0" distL="0" distR="0" simplePos="0" locked="0" layoutInCell="0" allowOverlap="1" relativeHeight="29">
+            <wp:simplePos x="0" y="0"/>
+            <wp:positionH relativeFrom="column">
+              <wp:posOffset>95885</wp:posOffset>
+            </wp:positionH>
+            <wp:positionV relativeFrom="paragraph">
+              <wp:posOffset>640080</wp:posOffset>
+            </wp:positionV>
+            <wp:extent cx="5731510" cy="4766310"/>
+            <wp:effectExtent l="0" t="0" r="0" b="0"/>
+            <wp:wrapSquare wrapText="largest"/>
+            <wp:docPr id="11" name="Image11" descr=""/>
+            <wp:cNvGraphicFramePr>
+              <a:graphicFrameLocks xmlns:a="http://schemas.openxmlformats.org/drawingml/2006/main" noChangeAspect="1"/>
+            </wp:cNvGraphicFramePr>
+            <a:graphic xmlns:a="http://schemas.openxmlformats.org/drawingml/2006/main">
+              <a:graphicData uri="http://schemas.openxmlformats.org/drawingml/2006/picture">
+                <pic:pic xmlns:pic="http://schemas.openxmlformats.org/drawingml/2006/picture">
+                  <pic:nvPicPr>
+                    <pic:cNvPr id="11" name="Image11" descr=""/>
+                    <pic:cNvPicPr>
+                      <a:picLocks noChangeAspect="1" noChangeArrowheads="1"/>
+                    </pic:cNvPicPr>
+                  </pic:nvPicPr>
+                  <pic:blipFill>
+                    <a:blip r:embed="rId12"/>
+                    <a:srcRect l="0" t="15037" r="0" b="0"/>
+                    <a:stretch>
+                      <a:fillRect/>
+                    </a:stretch>
+                  </pic:blipFill>
+                  <pic:spPr bwMode="auto">
+                    <a:xfrm>
+                      <a:off x="0" y="0"/>
+                      <a:ext cx="5731510" cy="4766310"/>
+                    </a:xfrm>
+                    <a:prstGeom prst="rect">
+                      <a:avLst/>
+                    </a:prstGeom>
+                  </pic:spPr>
+                </pic:pic>
+              </a:graphicData>
+            </a:graphic>
+          </wp:anchor>
+        </w:drawing>
+      </w:r>
+    </w:p>
+    <w:p>
+      <w:pPr>
+        <w:pStyle w:val="Heading1"/>
+        <w:numPr>
+          <w:ilvl w:val="0"/>
+          <w:numId w:val="1"/>
+        </w:numPr>
+        <w:rPr>
+          <w:rFonts w:ascii="Lato" w:hAnsi="Lato"/>
+          <w:b/>
+          <w:bCs/>
+          <w:sz w:val="32"/>
+          <w:szCs w:val="32"/>
+        </w:rPr>
+      </w:pPr>
+      <w:r>
+        <w:rPr>
+          <w:rFonts w:ascii="Lato" w:hAnsi="Lato"/>
+          <w:b/>
+          <w:bCs/>
+          <w:sz w:val="32"/>
+          <w:szCs w:val="32"/>
+        </w:rPr>
+      </w:r>
+    </w:p>
+    <w:p>
+      <w:pPr>
+        <w:pStyle w:val="Heading1"/>
+        <w:numPr>
+          <w:ilvl w:val="0"/>
+          <w:numId w:val="1"/>
+        </w:numPr>
+        <w:rPr>
+          <w:rFonts w:ascii="Lato" w:hAnsi="Lato"/>
+          <w:b/>
+          <w:bCs/>
+          <w:sz w:val="32"/>
+          <w:szCs w:val="32"/>
+        </w:rPr>
+      </w:pPr>
+      <w:r>
+        <w:rPr>
+          <w:rFonts w:ascii="Lato" w:hAnsi="Lato"/>
+          <w:b/>
+          <w:bCs/>
+          <w:sz w:val="32"/>
+          <w:szCs w:val="32"/>
+        </w:rPr>
+      </w:r>
+    </w:p>
+    <w:p>
+      <w:pPr>
+        <w:pStyle w:val="Heading1"/>
+        <w:numPr>
+          <w:ilvl w:val="0"/>
+          <w:numId w:val="1"/>
+        </w:numPr>
+        <w:rPr>
+          <w:rFonts w:ascii="Lato" w:hAnsi="Lato"/>
+          <w:b/>
+          <w:bCs/>
+          <w:sz w:val="32"/>
+          <w:szCs w:val="32"/>
+        </w:rPr>
+      </w:pPr>
+      <w:r>
+        <w:rPr>
+          <w:rFonts w:ascii="Lato" w:hAnsi="Lato"/>
+          <w:b/>
+          <w:bCs/>
+          <w:sz w:val="32"/>
+          <w:szCs w:val="32"/>
+        </w:rPr>
+        <w:drawing>
+          <wp:anchor behindDoc="0" distT="0" distB="0" distL="0" distR="0" simplePos="0" locked="0" layoutInCell="0" allowOverlap="1" relativeHeight="30">
+            <wp:simplePos x="0" y="0"/>
+            <wp:positionH relativeFrom="column">
+              <wp:align>center</wp:align>
+            </wp:positionH>
+            <wp:positionV relativeFrom="paragraph">
+              <wp:posOffset>635</wp:posOffset>
+            </wp:positionV>
+            <wp:extent cx="5731510" cy="5593715"/>
+            <wp:effectExtent l="0" t="0" r="0" b="0"/>
+            <wp:wrapSquare wrapText="largest"/>
+            <wp:docPr id="12" name="Image13" descr=""/>
+            <wp:cNvGraphicFramePr>
+              <a:graphicFrameLocks xmlns:a="http://schemas.openxmlformats.org/drawingml/2006/main" noChangeAspect="1"/>
+            </wp:cNvGraphicFramePr>
+            <a:graphic xmlns:a="http://schemas.openxmlformats.org/drawingml/2006/main">
+              <a:graphicData uri="http://schemas.openxmlformats.org/drawingml/2006/picture">
+                <pic:pic xmlns:pic="http://schemas.openxmlformats.org/drawingml/2006/picture">
+                  <pic:nvPicPr>
+                    <pic:cNvPr id="12" name="Image13" descr=""/>
+                    <pic:cNvPicPr>
+                      <a:picLocks noChangeAspect="1" noChangeArrowheads="1"/>
+                    </pic:cNvPicPr>
+                  </pic:nvPicPr>
+                  <pic:blipFill>
+                    <a:blip r:embed="rId13"/>
+                    <a:stretch>
+                      <a:fillRect/>
+                    </a:stretch>
+                  </pic:blipFill>
+                  <pic:spPr bwMode="auto">
+                    <a:xfrm>
+                      <a:off x="0" y="0"/>
+                      <a:ext cx="5731510" cy="5593715"/>
+                    </a:xfrm>
+                    <a:prstGeom prst="rect">
+                      <a:avLst/>
+                    </a:prstGeom>
+                  </pic:spPr>
+                </pic:pic>
+              </a:graphicData>
+            </a:graphic>
+          </wp:anchor>
+        </w:drawing>
+      </w:r>
+    </w:p>
+    <w:p>
+      <w:pPr>
+        <w:pStyle w:val="Heading1"/>
+        <w:numPr>
+          <w:ilvl w:val="0"/>
+          <w:numId w:val="1"/>
+        </w:numPr>
+        <w:rPr>
+          <w:rFonts w:ascii="Lato" w:hAnsi="Lato"/>
+          <w:b/>
+          <w:bCs/>
+          <w:sz w:val="32"/>
+          <w:szCs w:val="32"/>
+        </w:rPr>
+      </w:pPr>
+      <w:r>
+        <w:rPr>
+          <w:rFonts w:ascii="Lato" w:hAnsi="Lato"/>
+          <w:b/>
+          <w:bCs/>
+          <w:sz w:val="32"/>
+          <w:szCs w:val="32"/>
+        </w:rPr>
+      </w:r>
+    </w:p>
+    <w:p>
+      <w:pPr>
+        <w:pStyle w:val="Heading1"/>
+        <w:numPr>
+          <w:ilvl w:val="0"/>
+          <w:numId w:val="0"/>
+        </w:numPr>
+        <w:ind w:hanging="0" w:left="0"/>
+        <w:rPr>
+          <w:rFonts w:ascii="Lato" w:hAnsi="Lato"/>
+          <w:b/>
+          <w:bCs/>
+          <w:sz w:val="32"/>
+          <w:szCs w:val="32"/>
+        </w:rPr>
+      </w:pPr>
+      <w:r>
+        <w:rPr>
+          <w:rFonts w:ascii="Lato" w:hAnsi="Lato"/>
+          <w:b/>
+          <w:bCs/>
+          <w:sz w:val="32"/>
+          <w:szCs w:val="32"/>
+        </w:rPr>
+      </w:r>
+    </w:p>
+    <w:p>
+      <w:pPr>
+        <w:pStyle w:val="Heading1"/>
+        <w:numPr>
+          <w:ilvl w:val="0"/>
+          <w:numId w:val="1"/>
+        </w:numPr>
+        <w:rPr>
+          <w:rFonts w:ascii="Lato" w:hAnsi="Lato"/>
+          <w:b/>
+          <w:bCs/>
+          <w:sz w:val="32"/>
+          <w:szCs w:val="32"/>
+        </w:rPr>
+      </w:pPr>
+      <w:r>
+        <w:rPr>
+          <w:rFonts w:ascii="Lato" w:hAnsi="Lato"/>
+          <w:b/>
+          <w:bCs/>
+          <w:sz w:val="32"/>
+          <w:szCs w:val="32"/>
+        </w:rPr>
+      </w:r>
+    </w:p>
+    <w:p>
+      <w:pPr>
+        <w:pStyle w:val="Heading1"/>
+        <w:numPr>
+          <w:ilvl w:val="0"/>
+          <w:numId w:val="1"/>
+        </w:numPr>
+        <w:rPr>
+          <w:rFonts w:ascii="Lato" w:hAnsi="Lato"/>
+          <w:b/>
+          <w:bCs/>
+          <w:sz w:val="32"/>
+          <w:szCs w:val="32"/>
+        </w:rPr>
+      </w:pPr>
+      <w:r>
+        <w:rPr>
+          <w:rFonts w:ascii="Lato" w:hAnsi="Lato"/>
+          <w:b/>
+          <w:bCs/>
+          <w:sz w:val="32"/>
+          <w:szCs w:val="32"/>
+        </w:rPr>
+        <w:t>4. Scan Results Summary</w:t>
+      </w:r>
+    </w:p>
+    <w:p>
+      <w:pPr>
+        <w:pStyle w:val="Normal"/>
+        <w:rPr>
+          <w:rFonts w:ascii="Lato" w:hAnsi="Lato"/>
           <w:sz w:val="24"/>
           <w:szCs w:val="24"/>
         </w:rPr>
       </w:pPr>
       <w:r>
         <w:rPr>
-          <w:rFonts w:ascii="Hack" w:hAnsi="Hack"/>
+          <w:rFonts w:ascii="Lato" w:hAnsi="Lato"/>
           <w:sz w:val="24"/>
           <w:szCs w:val="24"/>
         </w:rPr>
-        <w:t>After gaining access to the target systems, post-exploitation techniques were applied. This included attempting credential dumping on a Windows system, creating persistence using scheduled tasks, and establishing a reverse shell connection from the target system to the attacker machine.</w:t>
+        <w:t>Total Findings: 68</w:t>
+        <w:br/>
+        <w:t>Critical: 13</w:t>
+        <w:br/>
+        <w:t>High: 9</w:t>
+        <w:br/>
+        <w:t>Medium: 40</w:t>
+        <w:br/>
+        <w:t>Low: 6</w:t>
       </w:r>
     </w:p>
     <w:p>
       <w:pPr>
-        <w:pStyle w:val="HorizontalLine"/>
-        <w:tabs>
-          <w:tab w:val="clear" w:pos="720"/>
-          <w:tab w:val="left" w:pos="4971" w:leader="none"/>
-        </w:tabs>
-        <w:spacing w:before="0" w:after="140"/>
-        <w:rPr>
-          <w:rFonts w:ascii="Hack" w:hAnsi="Hack"/>
+        <w:pStyle w:val="Heading1"/>
+        <w:numPr>
+          <w:ilvl w:val="0"/>
+          <w:numId w:val="1"/>
+        </w:numPr>
+        <w:rPr>
+          <w:rFonts w:ascii="Lato" w:hAnsi="Lato"/>
+          <w:b/>
+          <w:bCs/>
+          <w:sz w:val="32"/>
+          <w:szCs w:val="32"/>
+        </w:rPr>
+      </w:pPr>
+      <w:r>
+        <w:rPr>
+          <w:rFonts w:ascii="Lato" w:hAnsi="Lato"/>
+          <w:b/>
+          <w:bCs/>
+          <w:sz w:val="32"/>
+          <w:szCs w:val="32"/>
+        </w:rPr>
+        <w:t>5. Top Vulnerabilities</w:t>
+      </w:r>
+    </w:p>
+    <w:tbl>
+      <w:tblPr>
+        <w:tblW w:w="8640" w:type="dxa"/>
+        <w:jc w:val="left"/>
+        <w:tblInd w:w="0" w:type="dxa"/>
+        <w:tblLayout w:type="fixed"/>
+        <w:tblCellMar>
+          <w:top w:w="0" w:type="dxa"/>
+          <w:left w:w="108" w:type="dxa"/>
+          <w:bottom w:w="0" w:type="dxa"/>
+          <w:right w:w="108" w:type="dxa"/>
+        </w:tblCellMar>
+      </w:tblPr>
+      <w:tblGrid>
+        <w:gridCol w:w="2880"/>
+        <w:gridCol w:w="2880"/>
+        <w:gridCol w:w="2880"/>
+      </w:tblGrid>
+      <w:tr>
+        <w:trPr/>
+        <w:tc>
+          <w:tcPr>
+            <w:tcW w:w="2880" w:type="dxa"/>
+            <w:tcBorders/>
+          </w:tcPr>
+          <w:p>
+            <w:pPr>
+              <w:pStyle w:val="Normal"/>
+              <w:rPr>
+                <w:rFonts w:ascii="Lato" w:hAnsi="Lato"/>
+                <w:b/>
+                <w:bCs/>
+                <w:sz w:val="24"/>
+                <w:szCs w:val="24"/>
+              </w:rPr>
+            </w:pPr>
+            <w:r>
+              <w:rPr>
+                <w:rFonts w:ascii="Lato" w:hAnsi="Lato"/>
+                <w:b/>
+                <w:bCs/>
+                <w:sz w:val="24"/>
+                <w:szCs w:val="24"/>
+              </w:rPr>
+              <w:t>Vulnerability</w:t>
+            </w:r>
+          </w:p>
+        </w:tc>
+        <w:tc>
+          <w:tcPr>
+            <w:tcW w:w="2880" w:type="dxa"/>
+            <w:tcBorders/>
+          </w:tcPr>
+          <w:p>
+            <w:pPr>
+              <w:pStyle w:val="Normal"/>
+              <w:rPr>
+                <w:rFonts w:ascii="Lato" w:hAnsi="Lato"/>
+                <w:b/>
+                <w:bCs/>
+                <w:sz w:val="24"/>
+                <w:szCs w:val="24"/>
+              </w:rPr>
+            </w:pPr>
+            <w:r>
+              <w:rPr>
+                <w:rFonts w:ascii="Lato" w:hAnsi="Lato"/>
+                <w:b/>
+                <w:bCs/>
+                <w:sz w:val="24"/>
+                <w:szCs w:val="24"/>
+              </w:rPr>
+              <w:t>CVSS Score</w:t>
+            </w:r>
+          </w:p>
+        </w:tc>
+        <w:tc>
+          <w:tcPr>
+            <w:tcW w:w="2880" w:type="dxa"/>
+            <w:tcBorders/>
+          </w:tcPr>
+          <w:p>
+            <w:pPr>
+              <w:pStyle w:val="Normal"/>
+              <w:rPr>
+                <w:rFonts w:ascii="Lato" w:hAnsi="Lato"/>
+                <w:b/>
+                <w:bCs/>
+                <w:sz w:val="24"/>
+                <w:szCs w:val="24"/>
+              </w:rPr>
+            </w:pPr>
+            <w:r>
+              <w:rPr>
+                <w:rFonts w:ascii="Lato" w:hAnsi="Lato"/>
+                <w:b/>
+                <w:bCs/>
+                <w:sz w:val="24"/>
+                <w:szCs w:val="24"/>
+              </w:rPr>
+              <w:t>Description</w:t>
+            </w:r>
+          </w:p>
+        </w:tc>
+      </w:tr>
+      <w:tr>
+        <w:trPr/>
+        <w:tc>
+          <w:tcPr>
+            <w:tcW w:w="2880" w:type="dxa"/>
+            <w:tcBorders/>
+          </w:tcPr>
+          <w:p>
+            <w:pPr>
+              <w:pStyle w:val="Normal"/>
+              <w:rPr>
+                <w:rFonts w:ascii="Lato" w:hAnsi="Lato"/>
+                <w:sz w:val="24"/>
+                <w:szCs w:val="24"/>
+              </w:rPr>
+            </w:pPr>
+            <w:r>
+              <w:rPr>
+                <w:rFonts w:ascii="Lato" w:hAnsi="Lato"/>
+                <w:sz w:val="24"/>
+                <w:szCs w:val="24"/>
+              </w:rPr>
+              <w:t>Apache Tomcat AJP RCE (Ghostcat)</w:t>
+            </w:r>
+          </w:p>
+        </w:tc>
+        <w:tc>
+          <w:tcPr>
+            <w:tcW w:w="2880" w:type="dxa"/>
+            <w:tcBorders/>
+          </w:tcPr>
+          <w:p>
+            <w:pPr>
+              <w:pStyle w:val="Normal"/>
+              <w:rPr>
+                <w:rFonts w:ascii="Lato" w:hAnsi="Lato"/>
+                <w:sz w:val="24"/>
+                <w:szCs w:val="24"/>
+              </w:rPr>
+            </w:pPr>
+            <w:r>
+              <w:rPr>
+                <w:rFonts w:ascii="Lato" w:hAnsi="Lato"/>
+                <w:sz w:val="24"/>
+                <w:szCs w:val="24"/>
+              </w:rPr>
+              <w:t>9.8</w:t>
+            </w:r>
+          </w:p>
+        </w:tc>
+        <w:tc>
+          <w:tcPr>
+            <w:tcW w:w="2880" w:type="dxa"/>
+            <w:tcBorders/>
+          </w:tcPr>
+          <w:p>
+            <w:pPr>
+              <w:pStyle w:val="Normal"/>
+              <w:rPr>
+                <w:rFonts w:ascii="Lato" w:hAnsi="Lato"/>
+                <w:sz w:val="24"/>
+                <w:szCs w:val="24"/>
+              </w:rPr>
+            </w:pPr>
+            <w:r>
+              <w:rPr>
+                <w:rFonts w:ascii="Lato" w:hAnsi="Lato"/>
+                <w:sz w:val="24"/>
+                <w:szCs w:val="24"/>
+              </w:rPr>
+              <w:t>Allows attackers to read files or execute code</w:t>
+            </w:r>
+          </w:p>
+        </w:tc>
+      </w:tr>
+      <w:tr>
+        <w:trPr/>
+        <w:tc>
+          <w:tcPr>
+            <w:tcW w:w="2880" w:type="dxa"/>
+            <w:tcBorders/>
+          </w:tcPr>
+          <w:p>
+            <w:pPr>
+              <w:pStyle w:val="Normal"/>
+              <w:rPr>
+                <w:rFonts w:ascii="Lato" w:hAnsi="Lato"/>
+                <w:sz w:val="24"/>
+                <w:szCs w:val="24"/>
+              </w:rPr>
+            </w:pPr>
+            <w:r>
+              <w:rPr>
+                <w:rFonts w:ascii="Lato" w:hAnsi="Lato"/>
+                <w:sz w:val="24"/>
+                <w:szCs w:val="24"/>
+              </w:rPr>
+              <w:t>VSFTPD Backdoor</w:t>
+            </w:r>
+          </w:p>
+        </w:tc>
+        <w:tc>
+          <w:tcPr>
+            <w:tcW w:w="2880" w:type="dxa"/>
+            <w:tcBorders/>
+          </w:tcPr>
+          <w:p>
+            <w:pPr>
+              <w:pStyle w:val="Normal"/>
+              <w:rPr>
+                <w:rFonts w:ascii="Lato" w:hAnsi="Lato"/>
+                <w:sz w:val="24"/>
+                <w:szCs w:val="24"/>
+              </w:rPr>
+            </w:pPr>
+            <w:r>
+              <w:rPr>
+                <w:rFonts w:ascii="Lato" w:hAnsi="Lato"/>
+                <w:sz w:val="24"/>
+                <w:szCs w:val="24"/>
+              </w:rPr>
+              <w:t>7.5</w:t>
+            </w:r>
+          </w:p>
+        </w:tc>
+        <w:tc>
+          <w:tcPr>
+            <w:tcW w:w="2880" w:type="dxa"/>
+            <w:tcBorders/>
+          </w:tcPr>
+          <w:p>
+            <w:pPr>
+              <w:pStyle w:val="Normal"/>
+              <w:rPr>
+                <w:rFonts w:ascii="Lato" w:hAnsi="Lato"/>
+                <w:sz w:val="24"/>
+                <w:szCs w:val="24"/>
+              </w:rPr>
+            </w:pPr>
+            <w:r>
+              <w:rPr>
+                <w:rFonts w:ascii="Lato" w:hAnsi="Lato"/>
+                <w:sz w:val="24"/>
+                <w:szCs w:val="24"/>
+              </w:rPr>
+              <w:t>Backdoor allows unauthorized remote shell access</w:t>
+            </w:r>
+          </w:p>
+        </w:tc>
+      </w:tr>
+      <w:tr>
+        <w:trPr/>
+        <w:tc>
+          <w:tcPr>
+            <w:tcW w:w="2880" w:type="dxa"/>
+            <w:tcBorders/>
+          </w:tcPr>
+          <w:p>
+            <w:pPr>
+              <w:pStyle w:val="Normal"/>
+              <w:rPr>
+                <w:rFonts w:ascii="Lato" w:hAnsi="Lato"/>
+                <w:sz w:val="24"/>
+                <w:szCs w:val="24"/>
+              </w:rPr>
+            </w:pPr>
+            <w:r>
+              <w:rPr>
+                <w:rFonts w:ascii="Lato" w:hAnsi="Lato"/>
+                <w:sz w:val="24"/>
+                <w:szCs w:val="24"/>
+              </w:rPr>
+              <w:t>Distributed Ruby RCE</w:t>
+            </w:r>
+          </w:p>
+        </w:tc>
+        <w:tc>
+          <w:tcPr>
+            <w:tcW w:w="2880" w:type="dxa"/>
+            <w:tcBorders/>
+          </w:tcPr>
+          <w:p>
+            <w:pPr>
+              <w:pStyle w:val="Normal"/>
+              <w:rPr>
+                <w:rFonts w:ascii="Lato" w:hAnsi="Lato"/>
+                <w:sz w:val="24"/>
+                <w:szCs w:val="24"/>
+              </w:rPr>
+            </w:pPr>
+            <w:r>
+              <w:rPr>
+                <w:rFonts w:ascii="Lato" w:hAnsi="Lato"/>
+                <w:sz w:val="24"/>
+                <w:szCs w:val="24"/>
+              </w:rPr>
+              <w:t>9.8</w:t>
+            </w:r>
+          </w:p>
+        </w:tc>
+        <w:tc>
+          <w:tcPr>
+            <w:tcW w:w="2880" w:type="dxa"/>
+            <w:tcBorders/>
+          </w:tcPr>
+          <w:p>
+            <w:pPr>
+              <w:pStyle w:val="Normal"/>
+              <w:rPr>
+                <w:rFonts w:ascii="Lato" w:hAnsi="Lato"/>
+                <w:sz w:val="24"/>
+                <w:szCs w:val="24"/>
+              </w:rPr>
+            </w:pPr>
+            <w:r>
+              <w:rPr>
+                <w:rFonts w:ascii="Lato" w:hAnsi="Lato"/>
+                <w:sz w:val="24"/>
+                <w:szCs w:val="24"/>
+              </w:rPr>
+              <w:t>Allows remote execution of arbitrary Ruby code</w:t>
+            </w:r>
+          </w:p>
+        </w:tc>
+      </w:tr>
+    </w:tbl>
+    <w:p>
+      <w:pPr>
+        <w:pStyle w:val="Heading1"/>
+        <w:numPr>
+          <w:ilvl w:val="0"/>
+          <w:numId w:val="1"/>
+        </w:numPr>
+        <w:rPr>
+          <w:rFonts w:ascii="Lato" w:hAnsi="Lato"/>
+          <w:b/>
+          <w:bCs/>
+          <w:sz w:val="32"/>
+          <w:szCs w:val="32"/>
+        </w:rPr>
+      </w:pPr>
+      <w:r>
+        <w:rPr>
+          <w:rFonts w:ascii="Lato" w:hAnsi="Lato"/>
+          <w:b/>
+          <w:bCs/>
+          <w:sz w:val="32"/>
+          <w:szCs w:val="32"/>
+        </w:rPr>
+        <w:t>6. Remediation Plan</w:t>
+      </w:r>
+    </w:p>
+    <w:p>
+      <w:pPr>
+        <w:pStyle w:val="Normal"/>
+        <w:rPr>
+          <w:rFonts w:ascii="Lato" w:hAnsi="Lato"/>
           <w:sz w:val="24"/>
           <w:szCs w:val="24"/>
         </w:rPr>
       </w:pPr>
       <w:r>
         <w:rPr>
-          <w:rFonts w:ascii="Hack" w:hAnsi="Hack"/>
+          <w:rFonts w:ascii="Lato" w:hAnsi="Lato"/>
           <w:sz w:val="24"/>
           <w:szCs w:val="24"/>
         </w:rPr>
+        <w:t>- Patch all vulnerable services to latest versions.</w:t>
+        <w:br/>
+        <w:t>- Disable unused services such as FTP and DRb.</w:t>
+        <w:br/>
+        <w:t>- Restrict network access using firewall rules.</w:t>
+        <w:br/>
+        <w:t>- Regularly update and monitor systems.</w:t>
       </w:r>
     </w:p>
     <w:p>
       <w:pPr>
-        <w:pStyle w:val="Heading2"/>
-        <w:tabs>
-          <w:tab w:val="clear" w:pos="720"/>
-          <w:tab w:val="left" w:pos="4971" w:leader="none"/>
-        </w:tabs>
-        <w:spacing w:before="0" w:after="140"/>
-        <w:rPr>
-          <w:rFonts w:ascii="Hack" w:hAnsi="Hack"/>
-          <w:b/>
-          <w:bCs/>
-          <w:sz w:val="30"/>
-          <w:szCs w:val="30"/>
-        </w:rPr>
-      </w:pPr>
-      <w:r>
-        <w:rPr>
-          <w:rFonts w:ascii="Hack" w:hAnsi="Hack"/>
-          <w:b/>
-          <w:bCs/>
-          <w:sz w:val="30"/>
-          <w:szCs w:val="30"/>
-        </w:rPr>
-        <w:t>Credential Dumping (Windows)</w:t>
+        <w:pStyle w:val="Heading1"/>
+        <w:numPr>
+          <w:ilvl w:val="0"/>
+          <w:numId w:val="1"/>
+        </w:numPr>
+        <w:rPr>
+          <w:rFonts w:ascii="Lato" w:hAnsi="Lato"/>
+          <w:b/>
+          <w:bCs/>
+          <w:sz w:val="32"/>
+          <w:szCs w:val="32"/>
+        </w:rPr>
+      </w:pPr>
+      <w:r>
+        <w:rPr>
+          <w:rFonts w:ascii="Lato" w:hAnsi="Lato"/>
+          <w:b/>
+          <w:bCs/>
+          <w:sz w:val="32"/>
+          <w:szCs w:val="32"/>
+        </w:rPr>
+        <w:t>7. Conclusion</w:t>
       </w:r>
     </w:p>
     <w:p>
       <w:pPr>
-        <w:pStyle w:val="BodyText"/>
-        <w:tabs>
-          <w:tab w:val="clear" w:pos="720"/>
-          <w:tab w:val="left" w:pos="4971" w:leader="none"/>
-        </w:tabs>
-        <w:rPr>
-          <w:rFonts w:ascii="Hack" w:hAnsi="Hack"/>
+        <w:pStyle w:val="Heading1"/>
+        <w:spacing w:before="400" w:after="120"/>
+        <w:rPr>
+          <w:rFonts w:ascii="Lato" w:hAnsi="Lato"/>
           <w:sz w:val="24"/>
           <w:szCs w:val="24"/>
         </w:rPr>
       </w:pPr>
       <w:r>
         <w:rPr>
-          <w:rFonts w:ascii="Hack" w:hAnsi="Hack"/>
+          <w:rFonts w:ascii="Lato" w:hAnsi="Lato"/>
           <w:sz w:val="24"/>
           <w:szCs w:val="24"/>
         </w:rPr>
-        <w:t>Credential dumping was attempted using Mimikatz to extract user authentication data from memory. However, the process was restricted by system security protections, which prevented full access to sensitive credentials. This demonstrates the effectiveness of modern endpoint protection mechanisms.</w:t>
-      </w:r>
-    </w:p>
-    <w:p>
-      <w:pPr>
-        <w:pStyle w:val="HorizontalLine"/>
-        <w:tabs>
-          <w:tab w:val="clear" w:pos="720"/>
-          <w:tab w:val="left" w:pos="4971" w:leader="none"/>
-        </w:tabs>
-        <w:spacing w:before="0" w:after="140"/>
-        <w:rPr>
-          <w:rFonts w:ascii="Hack" w:hAnsi="Hack"/>
-          <w:sz w:val="24"/>
-          <w:szCs w:val="24"/>
-        </w:rPr>
-      </w:pPr>
-      <w:r>
-        <w:rPr>
-          <w:rFonts w:ascii="Hack" w:hAnsi="Hack"/>
-          <w:sz w:val="24"/>
-          <w:szCs w:val="24"/>
-        </w:rPr>
-      </w:r>
-    </w:p>
-    <w:p>
-      <w:pPr>
-        <w:pStyle w:val="Heading2"/>
-        <w:tabs>
-          <w:tab w:val="clear" w:pos="720"/>
-          <w:tab w:val="left" w:pos="4971" w:leader="none"/>
-        </w:tabs>
-        <w:spacing w:before="0" w:after="140"/>
-        <w:rPr>
-          <w:rFonts w:ascii="Hack" w:hAnsi="Hack"/>
-          <w:b/>
-          <w:bCs/>
-          <w:sz w:val="32"/>
-          <w:szCs w:val="32"/>
-        </w:rPr>
-      </w:pPr>
-      <w:r>
-        <w:rPr>
-          <w:rFonts w:ascii="Hack" w:hAnsi="Hack"/>
-          <w:b/>
-          <w:bCs/>
-          <w:sz w:val="32"/>
-          <w:szCs w:val="32"/>
-        </w:rPr>
-        <w:t>Persistence Simulation</w:t>
-      </w:r>
-    </w:p>
-    <w:p>
-      <w:pPr>
-        <w:pStyle w:val="BodyText"/>
-        <w:tabs>
-          <w:tab w:val="clear" w:pos="720"/>
-          <w:tab w:val="left" w:pos="4971" w:leader="none"/>
-        </w:tabs>
-        <w:rPr>
-          <w:rFonts w:ascii="Hack" w:hAnsi="Hack"/>
-          <w:sz w:val="24"/>
-          <w:szCs w:val="24"/>
-        </w:rPr>
-      </w:pPr>
-      <w:r>
-        <w:rPr>
-          <w:rFonts w:ascii="Hack" w:hAnsi="Hack"/>
-          <w:sz w:val="24"/>
-          <w:szCs w:val="24"/>
-        </w:rPr>
-        <w:t>Persistence was implemented by creating a scheduled task on the Windows system. The task was configured to execute periodically and generate a file, confirming that automated execution was successful. This demonstrates how attackers can maintain access even after initial compromise.</w:t>
-      </w:r>
-    </w:p>
-    <w:p>
-      <w:pPr>
-        <w:pStyle w:val="HorizontalLine"/>
-        <w:tabs>
-          <w:tab w:val="clear" w:pos="720"/>
-          <w:tab w:val="left" w:pos="4971" w:leader="none"/>
-        </w:tabs>
-        <w:spacing w:before="0" w:after="140"/>
-        <w:rPr>
-          <w:rFonts w:ascii="Hack" w:hAnsi="Hack"/>
-          <w:sz w:val="24"/>
-          <w:szCs w:val="24"/>
-        </w:rPr>
-      </w:pPr>
-      <w:r>
-        <w:rPr>
-          <w:rFonts w:ascii="Hack" w:hAnsi="Hack"/>
-          <w:sz w:val="24"/>
-          <w:szCs w:val="24"/>
-        </w:rPr>
-      </w:r>
-    </w:p>
-    <w:p>
-      <w:pPr>
-        <w:pStyle w:val="Heading2"/>
-        <w:tabs>
-          <w:tab w:val="clear" w:pos="720"/>
-          <w:tab w:val="left" w:pos="4971" w:leader="none"/>
-        </w:tabs>
-        <w:spacing w:before="0" w:after="140"/>
-        <w:rPr>
-          <w:rFonts w:ascii="Hack" w:hAnsi="Hack"/>
-          <w:b/>
-          <w:bCs/>
-          <w:sz w:val="32"/>
-          <w:szCs w:val="32"/>
-        </w:rPr>
-      </w:pPr>
-      <w:r>
-        <w:rPr>
-          <w:rFonts w:ascii="Hack" w:hAnsi="Hack"/>
-          <w:b/>
-          <w:bCs/>
-          <w:sz w:val="32"/>
-          <w:szCs w:val="32"/>
-        </w:rPr>
-        <w:t>Reverse Shell (Netcat)</w:t>
-      </w:r>
-    </w:p>
-    <w:p>
-      <w:pPr>
-        <w:pStyle w:val="BodyText"/>
-        <w:tabs>
-          <w:tab w:val="clear" w:pos="720"/>
-          <w:tab w:val="left" w:pos="4971" w:leader="none"/>
-        </w:tabs>
-        <w:rPr>
-          <w:rFonts w:ascii="Hack" w:hAnsi="Hack"/>
-          <w:sz w:val="24"/>
-          <w:szCs w:val="24"/>
-        </w:rPr>
-      </w:pPr>
-      <w:r>
-        <w:rPr>
-          <w:rFonts w:ascii="Hack" w:hAnsi="Hack"/>
-          <w:sz w:val="24"/>
-          <w:szCs w:val="24"/>
-        </w:rPr>
-        <w:t>A reverse shell was successfully established from the Metasploitable2 system to the Kali Linux machine. This allowed remote command execution, demonstrating how attackers can gain continuous interactive access to a compromised system.</w:t>
-      </w:r>
-    </w:p>
-    <w:p>
-      <w:pPr>
-        <w:pStyle w:val="HorizontalLine"/>
-        <w:tabs>
-          <w:tab w:val="clear" w:pos="720"/>
-          <w:tab w:val="left" w:pos="4971" w:leader="none"/>
-        </w:tabs>
-        <w:spacing w:before="0" w:after="140"/>
-        <w:rPr>
-          <w:rFonts w:ascii="Hack" w:hAnsi="Hack"/>
-          <w:sz w:val="24"/>
-          <w:szCs w:val="24"/>
-        </w:rPr>
-      </w:pPr>
-      <w:r>
-        <w:rPr>
-          <w:rFonts w:ascii="Hack" w:hAnsi="Hack"/>
-          <w:sz w:val="24"/>
-          <w:szCs w:val="24"/>
-        </w:rPr>
-      </w:r>
-    </w:p>
-    <w:p>
-      <w:pPr>
-        <w:pStyle w:val="Heading2"/>
-        <w:tabs>
-          <w:tab w:val="clear" w:pos="720"/>
-          <w:tab w:val="left" w:pos="4971" w:leader="none"/>
-        </w:tabs>
-        <w:spacing w:before="0" w:after="140"/>
-        <w:rPr>
-          <w:rFonts w:ascii="Hack" w:hAnsi="Hack"/>
-          <w:b/>
-          <w:bCs/>
-          <w:sz w:val="32"/>
-          <w:szCs w:val="32"/>
-        </w:rPr>
-      </w:pPr>
-      <w:r>
-        <w:rPr>
-          <w:rFonts w:ascii="Hack" w:hAnsi="Hack"/>
-          <w:b/>
-          <w:bCs/>
-          <w:sz w:val="32"/>
-          <w:szCs w:val="32"/>
-        </w:rPr>
-        <w:t>Risk Assessment</w:t>
-      </w:r>
-    </w:p>
-    <w:p>
-      <w:pPr>
-        <w:pStyle w:val="BodyText"/>
-        <w:numPr>
-          <w:ilvl w:val="0"/>
-          <w:numId w:val="2"/>
-        </w:numPr>
-        <w:tabs>
-          <w:tab w:val="clear" w:pos="720"/>
-          <w:tab w:val="left" w:pos="0" w:leader="none"/>
-          <w:tab w:val="left" w:pos="4262" w:leader="none"/>
-        </w:tabs>
-        <w:spacing w:before="0" w:after="0"/>
-        <w:ind w:hanging="283" w:start="709"/>
-        <w:rPr>
-          <w:rFonts w:ascii="Hack" w:hAnsi="Hack"/>
-          <w:sz w:val="24"/>
-          <w:szCs w:val="24"/>
-        </w:rPr>
-      </w:pPr>
-      <w:r>
-        <w:rPr>
-          <w:rFonts w:ascii="Hack" w:hAnsi="Hack"/>
-          <w:sz w:val="24"/>
-          <w:szCs w:val="24"/>
-        </w:rPr>
-        <w:t xml:space="preserve">Sensitive credentials may be exposed if protections are bypassed </w:t>
-      </w:r>
-    </w:p>
-    <w:p>
-      <w:pPr>
-        <w:pStyle w:val="BodyText"/>
-        <w:numPr>
-          <w:ilvl w:val="0"/>
-          <w:numId w:val="2"/>
-        </w:numPr>
-        <w:tabs>
-          <w:tab w:val="clear" w:pos="720"/>
-          <w:tab w:val="left" w:pos="0" w:leader="none"/>
-          <w:tab w:val="left" w:pos="4262" w:leader="none"/>
-        </w:tabs>
-        <w:spacing w:before="0" w:after="0"/>
-        <w:ind w:hanging="283" w:start="709"/>
-        <w:rPr>
-          <w:rFonts w:ascii="Hack" w:hAnsi="Hack"/>
-          <w:sz w:val="24"/>
-          <w:szCs w:val="24"/>
-        </w:rPr>
-      </w:pPr>
-      <w:r>
-        <w:rPr>
-          <w:rFonts w:ascii="Hack" w:hAnsi="Hack"/>
-          <w:sz w:val="24"/>
-          <w:szCs w:val="24"/>
-        </w:rPr>
-        <w:t xml:space="preserve">Persistence mechanisms allow long-term unauthorized access </w:t>
-      </w:r>
-    </w:p>
-    <w:p>
-      <w:pPr>
-        <w:pStyle w:val="BodyText"/>
-        <w:numPr>
-          <w:ilvl w:val="0"/>
-          <w:numId w:val="2"/>
-        </w:numPr>
-        <w:tabs>
-          <w:tab w:val="clear" w:pos="720"/>
-          <w:tab w:val="left" w:pos="0" w:leader="none"/>
-          <w:tab w:val="left" w:pos="4262" w:leader="none"/>
-        </w:tabs>
-        <w:ind w:hanging="283" w:start="709"/>
-        <w:rPr>
-          <w:rFonts w:ascii="Hack" w:hAnsi="Hack"/>
-          <w:sz w:val="24"/>
-          <w:szCs w:val="24"/>
-        </w:rPr>
-      </w:pPr>
-      <w:r>
-        <w:rPr>
-          <w:rFonts w:ascii="Hack" w:hAnsi="Hack"/>
-          <w:sz w:val="24"/>
-          <w:szCs w:val="24"/>
-        </w:rPr>
-        <w:t xml:space="preserve">Reverse shells enable full remote control of the system </w:t>
-      </w:r>
-    </w:p>
-    <w:p>
-      <w:pPr>
-        <w:pStyle w:val="HorizontalLine"/>
-        <w:tabs>
-          <w:tab w:val="clear" w:pos="720"/>
-          <w:tab w:val="left" w:pos="4971" w:leader="none"/>
-        </w:tabs>
-        <w:spacing w:before="0" w:after="140"/>
-        <w:rPr>
-          <w:rFonts w:ascii="Hack" w:hAnsi="Hack"/>
-          <w:sz w:val="24"/>
-          <w:szCs w:val="24"/>
-        </w:rPr>
-      </w:pPr>
-      <w:r>
-        <w:rPr>
-          <w:rFonts w:ascii="Hack" w:hAnsi="Hack"/>
-          <w:sz w:val="24"/>
-          <w:szCs w:val="24"/>
-        </w:rPr>
-      </w:r>
-    </w:p>
-    <w:p>
-      <w:pPr>
-        <w:pStyle w:val="Heading2"/>
-        <w:tabs>
-          <w:tab w:val="clear" w:pos="720"/>
-          <w:tab w:val="left" w:pos="4971" w:leader="none"/>
-        </w:tabs>
-        <w:spacing w:before="0" w:after="140"/>
-        <w:rPr>
-          <w:rFonts w:ascii="Hack" w:hAnsi="Hack"/>
-          <w:b/>
-          <w:bCs/>
-          <w:sz w:val="32"/>
-          <w:szCs w:val="32"/>
-        </w:rPr>
-      </w:pPr>
-      <w:r>
-        <w:rPr>
-          <w:rFonts w:ascii="Hack" w:hAnsi="Hack"/>
-          <w:b/>
-          <w:bCs/>
-          <w:sz w:val="32"/>
-          <w:szCs w:val="32"/>
-        </w:rPr>
-        <w:t>Conclusion</w:t>
-      </w:r>
-    </w:p>
-    <w:p>
-      <w:pPr>
-        <w:pStyle w:val="BodyText"/>
-        <w:tabs>
-          <w:tab w:val="clear" w:pos="720"/>
-          <w:tab w:val="left" w:pos="4971" w:leader="none"/>
-        </w:tabs>
-        <w:rPr>
-          <w:rFonts w:ascii="Hack" w:hAnsi="Hack"/>
-          <w:sz w:val="24"/>
-          <w:szCs w:val="24"/>
-        </w:rPr>
-      </w:pPr>
-      <w:r>
-        <w:rPr>
-          <w:rFonts w:ascii="Hack" w:hAnsi="Hack"/>
-          <w:sz w:val="24"/>
-          <w:szCs w:val="24"/>
-        </w:rPr>
-        <w:t>The post-exploitation phase demonstrated how attackers can extend their access and maintain control over compromised systems. These techniques highlight the importance of endpoint security, monitoring, and timely detection of suspicious activities to prevent long-term system compromise.</w:t>
-      </w:r>
-    </w:p>
-    <w:p>
-      <w:pPr>
-        <w:pStyle w:val="BodyText"/>
-        <w:tabs>
-          <w:tab w:val="clear" w:pos="720"/>
-          <w:tab w:val="left" w:pos="4971" w:leader="none"/>
-        </w:tabs>
-        <w:spacing w:before="0" w:after="140"/>
-        <w:rPr>
-          <w:rFonts w:ascii="Hack" w:hAnsi="Hack"/>
-          <w:sz w:val="24"/>
-          <w:szCs w:val="24"/>
-        </w:rPr>
-      </w:pPr>
-      <w:r>
-        <w:rPr>
-          <w:rFonts w:ascii="Hack" w:hAnsi="Hack"/>
-          <w:sz w:val="24"/>
-          <w:szCs w:val="24"/>
-        </w:rPr>
+        <w:t>The vulnerability assessment successfully identified critical security issues within the Metasploitable system. The results were managed using DefectDojo, providing a centralized platform for tracking vulnerabilities. Appropriate mitigation strategies were proposed to enhance system security.</w:t>
       </w:r>
     </w:p>
     <w:sectPr>
-      <w:headerReference w:type="even" r:id="rId2"/>
-      <w:headerReference w:type="default" r:id="rId3"/>
-      <w:headerReference w:type="first" r:id="rId4"/>
-      <w:footerReference w:type="even" r:id="rId5"/>
-      <w:footerReference w:type="default" r:id="rId6"/>
-      <w:footerReference w:type="first" r:id="rId7"/>
+      <w:headerReference w:type="even" r:id="rId14"/>
+      <w:headerReference w:type="default" r:id="rId15"/>
+      <w:headerReference w:type="first" r:id="rId16"/>
+      <w:footerReference w:type="even" r:id="rId17"/>
+      <w:footerReference w:type="default" r:id="rId18"/>
+      <w:footerReference w:type="first" r:id="rId19"/>
       <w:type w:val="nextPage"/>
       <w:pgSz w:w="11906" w:h="16838"/>
       <w:pgMar w:left="1440" w:right="1440" w:gutter="0" w:header="576" w:top="1440" w:footer="432" w:bottom="1440"/>
@@ -723,7 +1992,7 @@
 </file>
 
 <file path=word/footer1.xml><?xml version="1.0" encoding="utf-8"?>
-<w:ftr xmlns:o="urn:schemas-microsoft-com:office:office" xmlns:r="http://schemas.openxmlformats.org/officeDocument/2006/relationships" xmlns:v="urn:schemas-microsoft-com:vml" xmlns:w="http://schemas.openxmlformats.org/wordprocessingml/2006/main" xmlns:w10="urn:schemas-microsoft-com:office:word" xmlns:wp="http://schemas.openxmlformats.org/drawingml/2006/wordprocessingDrawing" xmlns:pic="http://schemas.openxmlformats.org/drawingml/2006/picture" xmlns:wps="http://schemas.microsoft.com/office/word/2010/wordprocessingShape" xmlns:wpg="http://schemas.microsoft.com/office/word/2010/wordprocessingGroup" xmlns:mc="http://schemas.openxmlformats.org/markup-compatibility/2006" xmlns:wp14="http://schemas.microsoft.com/office/word/2010/wordprocessingDrawing" xmlns:w14="http://schemas.microsoft.com/office/word/2010/wordml" xmlns:w15="http://schemas.microsoft.com/office/word/2012/wordml" mc:Ignorable="w14 wp14 w15">
+<w:ftr xmlns:o="urn:schemas-microsoft-com:office:office" xmlns:r="http://schemas.openxmlformats.org/officeDocument/2006/relationships" xmlns:v="urn:schemas-microsoft-com:vml" xmlns:w="http://schemas.openxmlformats.org/wordprocessingml/2006/main" xmlns:w10="urn:schemas-microsoft-com:office:word" xmlns:wp="http://schemas.openxmlformats.org/drawingml/2006/wordprocessingDrawing" xmlns:wps="http://schemas.microsoft.com/office/word/2010/wordprocessingShape" xmlns:wpg="http://schemas.microsoft.com/office/word/2010/wordprocessingGroup" xmlns:mc="http://schemas.openxmlformats.org/markup-compatibility/2006" xmlns:wp14="http://schemas.microsoft.com/office/word/2010/wordprocessingDrawing" xmlns:w14="http://schemas.microsoft.com/office/word/2010/wordml" xmlns:w15="http://schemas.microsoft.com/office/word/2012/wordml" mc:Ignorable="w14 wp14 w15">
   <w:p>
     <w:pPr>
       <w:pStyle w:val="Footer"/>
@@ -737,7 +2006,7 @@
 </file>
 
 <file path=word/footer2.xml><?xml version="1.0" encoding="utf-8"?>
-<w:ftr xmlns:o="urn:schemas-microsoft-com:office:office" xmlns:r="http://schemas.openxmlformats.org/officeDocument/2006/relationships" xmlns:v="urn:schemas-microsoft-com:vml" xmlns:w="http://schemas.openxmlformats.org/wordprocessingml/2006/main" xmlns:w10="urn:schemas-microsoft-com:office:word" xmlns:wp="http://schemas.openxmlformats.org/drawingml/2006/wordprocessingDrawing" xmlns:pic="http://schemas.openxmlformats.org/drawingml/2006/picture" xmlns:wps="http://schemas.microsoft.com/office/word/2010/wordprocessingShape" xmlns:wpg="http://schemas.microsoft.com/office/word/2010/wordprocessingGroup" xmlns:mc="http://schemas.openxmlformats.org/markup-compatibility/2006" xmlns:wp14="http://schemas.microsoft.com/office/word/2010/wordprocessingDrawing" xmlns:w14="http://schemas.microsoft.com/office/word/2010/wordml" xmlns:w15="http://schemas.microsoft.com/office/word/2012/wordml" mc:Ignorable="w14 wp14 w15">
+<w:ftr xmlns:o="urn:schemas-microsoft-com:office:office" xmlns:r="http://schemas.openxmlformats.org/officeDocument/2006/relationships" xmlns:v="urn:schemas-microsoft-com:vml" xmlns:w="http://schemas.openxmlformats.org/wordprocessingml/2006/main" xmlns:w10="urn:schemas-microsoft-com:office:word" xmlns:wp="http://schemas.openxmlformats.org/drawingml/2006/wordprocessingDrawing" xmlns:wps="http://schemas.microsoft.com/office/word/2010/wordprocessingShape" xmlns:wpg="http://schemas.microsoft.com/office/word/2010/wordprocessingGroup" xmlns:mc="http://schemas.openxmlformats.org/markup-compatibility/2006" xmlns:wp14="http://schemas.microsoft.com/office/word/2010/wordprocessingDrawing" xmlns:w14="http://schemas.microsoft.com/office/word/2010/wordml" xmlns:w15="http://schemas.microsoft.com/office/word/2012/wordml" mc:Ignorable="w14 wp14 w15">
   <w:p>
     <w:pPr>
       <w:pStyle w:val="Normal"/>
@@ -752,7 +2021,7 @@
             <wp:inline distT="0" distB="0" distL="0" distR="0">
               <wp:extent cx="5731510" cy="19050"/>
               <wp:effectExtent l="0" t="0" r="0" b="0"/>
-              <wp:docPr id="3" name="Shape1"/>
+              <wp:docPr id="15" name="Shape1"/>
               <a:graphic xmlns:a="http://schemas.openxmlformats.org/drawingml/2006/main">
                 <a:graphicData uri="http://schemas.microsoft.com/office/word/2010/wordprocessingShape">
                   <wps:wsp>
@@ -766,7 +2035,7 @@
                         <a:avLst/>
                       </a:prstGeom>
                       <a:solidFill>
-                        <a:srgbClr val="A0A0A0"/>
+                        <a:srgbClr val="a0a0a0"/>
                       </a:solidFill>
                       <a:ln w="0">
                         <a:noFill/>
@@ -790,7 +2059,7 @@
         </mc:Choice>
         <mc:Fallback>
           <w:pict>
-            <v:rect id="shape_0" fillcolor="#a0a0a0" stroked="f" o:allowincell="f" style="position:absolute;margin-left:0pt;margin-top:-1.55pt;width:451.25pt;height:1.45pt;mso-wrap-style:none;v-text-anchor:middle;mso-position-vertical:top">
+            <v:rect id="shape_0" ID="Shape1" path="m0,0l-2147483645,0l-2147483645,-2147483646l0,-2147483646xe" fillcolor="#a0a0a0" stroked="f" o:allowincell="f" style="position:absolute;margin-left:0pt;margin-top:-1.55pt;width:451.25pt;height:1.45pt;mso-wrap-style:none;v-text-anchor:middle;mso-position-vertical:top">
               <v:fill o:detectmouseclick="t" type="solid" color2="#5f5f5f"/>
               <v:stroke color="#3465a4" joinstyle="round" endcap="flat"/>
               <w10:wrap type="square"/>
@@ -820,7 +2089,7 @@
     </w:r>
     <w:r>
       <w:rPr/>
-      <w:t>2</w:t>
+      <w:t>8</w:t>
     </w:r>
     <w:r>
       <w:rPr/>
@@ -831,7 +2100,7 @@
 </file>
 
 <file path=word/footer3.xml><?xml version="1.0" encoding="utf-8"?>
-<w:ftr xmlns:o="urn:schemas-microsoft-com:office:office" xmlns:r="http://schemas.openxmlformats.org/officeDocument/2006/relationships" xmlns:v="urn:schemas-microsoft-com:vml" xmlns:w="http://schemas.openxmlformats.org/wordprocessingml/2006/main" xmlns:w10="urn:schemas-microsoft-com:office:word" xmlns:wp="http://schemas.openxmlformats.org/drawingml/2006/wordprocessingDrawing" xmlns:pic="http://schemas.openxmlformats.org/drawingml/2006/picture" xmlns:wps="http://schemas.microsoft.com/office/word/2010/wordprocessingShape" xmlns:wpg="http://schemas.microsoft.com/office/word/2010/wordprocessingGroup" xmlns:mc="http://schemas.openxmlformats.org/markup-compatibility/2006" xmlns:wp14="http://schemas.microsoft.com/office/word/2010/wordprocessingDrawing" xmlns:w14="http://schemas.microsoft.com/office/word/2010/wordml" xmlns:w15="http://schemas.microsoft.com/office/word/2012/wordml" mc:Ignorable="w14 wp14 w15">
+<w:ftr xmlns:o="urn:schemas-microsoft-com:office:office" xmlns:r="http://schemas.openxmlformats.org/officeDocument/2006/relationships" xmlns:v="urn:schemas-microsoft-com:vml" xmlns:w="http://schemas.openxmlformats.org/wordprocessingml/2006/main" xmlns:w10="urn:schemas-microsoft-com:office:word" xmlns:wp="http://schemas.openxmlformats.org/drawingml/2006/wordprocessingDrawing" xmlns:wps="http://schemas.microsoft.com/office/word/2010/wordprocessingShape" xmlns:wpg="http://schemas.microsoft.com/office/word/2010/wordprocessingGroup" xmlns:mc="http://schemas.openxmlformats.org/markup-compatibility/2006" xmlns:wp14="http://schemas.microsoft.com/office/word/2010/wordprocessingDrawing" xmlns:w14="http://schemas.microsoft.com/office/word/2010/wordml" xmlns:w15="http://schemas.microsoft.com/office/word/2012/wordml" mc:Ignorable="w14 wp14 w15">
   <w:p>
     <w:pPr>
       <w:pStyle w:val="Normal"/>
@@ -846,7 +2115,7 @@
             <wp:inline distT="0" distB="0" distL="0" distR="0">
               <wp:extent cx="5731510" cy="19050"/>
               <wp:effectExtent l="0" t="0" r="0" b="0"/>
-              <wp:docPr id="4" name="Shape1"/>
+              <wp:docPr id="16" name="Shape1"/>
               <a:graphic xmlns:a="http://schemas.openxmlformats.org/drawingml/2006/main">
                 <a:graphicData uri="http://schemas.microsoft.com/office/word/2010/wordprocessingShape">
                   <wps:wsp>
@@ -860,7 +2129,7 @@
                         <a:avLst/>
                       </a:prstGeom>
                       <a:solidFill>
-                        <a:srgbClr val="A0A0A0"/>
+                        <a:srgbClr val="a0a0a0"/>
                       </a:solidFill>
                       <a:ln w="0">
                         <a:noFill/>
@@ -884,7 +2153,7 @@
         </mc:Choice>
         <mc:Fallback>
           <w:pict>
-            <v:rect id="shape_0" fillcolor="#a0a0a0" stroked="f" o:allowincell="f" style="position:absolute;margin-left:0pt;margin-top:-1.55pt;width:451.25pt;height:1.45pt;mso-wrap-style:none;v-text-anchor:middle;mso-position-vertical:top">
+            <v:rect id="shape_0" ID="Shape1" path="m0,0l-2147483645,0l-2147483645,-2147483646l0,-2147483646xe" fillcolor="#a0a0a0" stroked="f" o:allowincell="f" style="position:absolute;margin-left:0pt;margin-top:-1.55pt;width:451.25pt;height:1.45pt;mso-wrap-style:none;v-text-anchor:middle;mso-position-vertical:top">
               <v:fill o:detectmouseclick="t" type="solid" color2="#5f5f5f"/>
               <v:stroke color="#3465a4" joinstyle="round" endcap="flat"/>
               <w10:wrap type="square"/>
@@ -914,7 +2183,7 @@
     </w:r>
     <w:r>
       <w:rPr/>
-      <w:t>2</w:t>
+      <w:t>8</w:t>
     </w:r>
     <w:r>
       <w:rPr/>
@@ -925,7 +2194,7 @@
 </file>
 
 <file path=word/header1.xml><?xml version="1.0" encoding="utf-8"?>
-<w:hdr xmlns:o="urn:schemas-microsoft-com:office:office" xmlns:r="http://schemas.openxmlformats.org/officeDocument/2006/relationships" xmlns:v="urn:schemas-microsoft-com:vml" xmlns:w="http://schemas.openxmlformats.org/wordprocessingml/2006/main" xmlns:w10="urn:schemas-microsoft-com:office:word" xmlns:wp="http://schemas.openxmlformats.org/drawingml/2006/wordprocessingDrawing" xmlns:pic="http://schemas.openxmlformats.org/drawingml/2006/picture" xmlns:wps="http://schemas.microsoft.com/office/word/2010/wordprocessingShape" xmlns:wpg="http://schemas.microsoft.com/office/word/2010/wordprocessingGroup" xmlns:mc="http://schemas.openxmlformats.org/markup-compatibility/2006" xmlns:wp14="http://schemas.microsoft.com/office/word/2010/wordprocessingDrawing" xmlns:w14="http://schemas.microsoft.com/office/word/2010/wordml" xmlns:w15="http://schemas.microsoft.com/office/word/2012/wordml" mc:Ignorable="w14 wp14 w15">
+<w:hdr xmlns:o="urn:schemas-microsoft-com:office:office" xmlns:r="http://schemas.openxmlformats.org/officeDocument/2006/relationships" xmlns:v="urn:schemas-microsoft-com:vml" xmlns:w="http://schemas.openxmlformats.org/wordprocessingml/2006/main" xmlns:w10="urn:schemas-microsoft-com:office:word" xmlns:wp="http://schemas.openxmlformats.org/drawingml/2006/wordprocessingDrawing" xmlns:wps="http://schemas.microsoft.com/office/word/2010/wordprocessingShape" xmlns:wpg="http://schemas.microsoft.com/office/word/2010/wordprocessingGroup" xmlns:mc="http://schemas.openxmlformats.org/markup-compatibility/2006" xmlns:wp14="http://schemas.microsoft.com/office/word/2010/wordprocessingDrawing" xmlns:w14="http://schemas.microsoft.com/office/word/2010/wordml" xmlns:w15="http://schemas.microsoft.com/office/word/2012/wordml" mc:Ignorable="w14 wp14 w15">
   <w:p>
     <w:pPr>
       <w:pStyle w:val="Header"/>
@@ -939,7 +2208,7 @@
 </file>
 
 <file path=word/header2.xml><?xml version="1.0" encoding="utf-8"?>
-<w:hdr xmlns:o="urn:schemas-microsoft-com:office:office" xmlns:r="http://schemas.openxmlformats.org/officeDocument/2006/relationships" xmlns:v="urn:schemas-microsoft-com:vml" xmlns:w="http://schemas.openxmlformats.org/wordprocessingml/2006/main" xmlns:w10="urn:schemas-microsoft-com:office:word" xmlns:wp="http://schemas.openxmlformats.org/drawingml/2006/wordprocessingDrawing" xmlns:pic="http://schemas.openxmlformats.org/drawingml/2006/picture" xmlns:wps="http://schemas.microsoft.com/office/word/2010/wordprocessingShape" xmlns:wpg="http://schemas.microsoft.com/office/word/2010/wordprocessingGroup" xmlns:mc="http://schemas.openxmlformats.org/markup-compatibility/2006" xmlns:wp14="http://schemas.microsoft.com/office/word/2010/wordprocessingDrawing" xmlns:w14="http://schemas.microsoft.com/office/word/2010/wordml" xmlns:w15="http://schemas.microsoft.com/office/word/2012/wordml" mc:Ignorable="w14 wp14 w15">
+<w:hdr xmlns:o="urn:schemas-microsoft-com:office:office" xmlns:r="http://schemas.openxmlformats.org/officeDocument/2006/relationships" xmlns:v="urn:schemas-microsoft-com:vml" xmlns:w="http://schemas.openxmlformats.org/wordprocessingml/2006/main" xmlns:w10="urn:schemas-microsoft-com:office:word" xmlns:wp="http://schemas.openxmlformats.org/drawingml/2006/wordprocessingDrawing" xmlns:wps="http://schemas.microsoft.com/office/word/2010/wordprocessingShape" xmlns:wpg="http://schemas.microsoft.com/office/word/2010/wordprocessingGroup" xmlns:mc="http://schemas.openxmlformats.org/markup-compatibility/2006" xmlns:wp14="http://schemas.microsoft.com/office/word/2010/wordprocessingDrawing" xmlns:w14="http://schemas.microsoft.com/office/word/2010/wordml" xmlns:w15="http://schemas.microsoft.com/office/word/2012/wordml" mc:Ignorable="w14 wp14 w15">
   <w:p>
     <w:pPr>
       <w:pStyle w:val="Normal"/>
@@ -954,7 +2223,7 @@
         <w:bCs/>
       </w:rPr>
       <w:drawing>
-        <wp:anchor distT="114300" distB="114300" distL="114300" distR="114300" simplePos="0" relativeHeight="3" behindDoc="1" locked="0" layoutInCell="0" allowOverlap="1">
+        <wp:anchor behindDoc="1" distT="114300" distB="114300" distL="114300" distR="114300" simplePos="0" locked="0" layoutInCell="0" allowOverlap="1" relativeHeight="9">
           <wp:simplePos x="0" y="0"/>
           <wp:positionH relativeFrom="column">
             <wp:posOffset>-1444625</wp:posOffset>
@@ -965,7 +2234,7 @@
           <wp:extent cx="8618220" cy="1023620"/>
           <wp:effectExtent l="0" t="0" r="0" b="0"/>
           <wp:wrapTopAndBottom/>
-          <wp:docPr id="1" name="image1.png"/>
+          <wp:docPr id="13" name="image1.png" descr=""/>
           <wp:cNvGraphicFramePr>
             <a:graphicFrameLocks xmlns:a="http://schemas.openxmlformats.org/drawingml/2006/main" noChangeAspect="1"/>
           </wp:cNvGraphicFramePr>
@@ -973,7 +2242,7 @@
             <a:graphicData uri="http://schemas.openxmlformats.org/drawingml/2006/picture">
               <pic:pic xmlns:pic="http://schemas.openxmlformats.org/drawingml/2006/picture">
                 <pic:nvPicPr>
-                  <pic:cNvPr id="1" name="image1.png"/>
+                  <pic:cNvPr id="13" name="image1.png" descr=""/>
                   <pic:cNvPicPr>
                     <a:picLocks noChangeAspect="1" noChangeArrowheads="1"/>
                   </pic:cNvPicPr>
@@ -993,7 +2262,6 @@
                   <a:prstGeom prst="rect">
                     <a:avLst/>
                   </a:prstGeom>
-                  <a:noFill/>
                 </pic:spPr>
               </pic:pic>
             </a:graphicData>
@@ -1006,7 +2274,7 @@
 </file>
 
 <file path=word/header3.xml><?xml version="1.0" encoding="utf-8"?>
-<w:hdr xmlns:o="urn:schemas-microsoft-com:office:office" xmlns:r="http://schemas.openxmlformats.org/officeDocument/2006/relationships" xmlns:v="urn:schemas-microsoft-com:vml" xmlns:w="http://schemas.openxmlformats.org/wordprocessingml/2006/main" xmlns:w10="urn:schemas-microsoft-com:office:word" xmlns:wp="http://schemas.openxmlformats.org/drawingml/2006/wordprocessingDrawing" xmlns:pic="http://schemas.openxmlformats.org/drawingml/2006/picture" xmlns:wps="http://schemas.microsoft.com/office/word/2010/wordprocessingShape" xmlns:wpg="http://schemas.microsoft.com/office/word/2010/wordprocessingGroup" xmlns:mc="http://schemas.openxmlformats.org/markup-compatibility/2006" xmlns:wp14="http://schemas.microsoft.com/office/word/2010/wordprocessingDrawing" xmlns:w14="http://schemas.microsoft.com/office/word/2010/wordml" xmlns:w15="http://schemas.microsoft.com/office/word/2012/wordml" mc:Ignorable="w14 wp14 w15">
+<w:hdr xmlns:o="urn:schemas-microsoft-com:office:office" xmlns:r="http://schemas.openxmlformats.org/officeDocument/2006/relationships" xmlns:v="urn:schemas-microsoft-com:vml" xmlns:w="http://schemas.openxmlformats.org/wordprocessingml/2006/main" xmlns:w10="urn:schemas-microsoft-com:office:word" xmlns:wp="http://schemas.openxmlformats.org/drawingml/2006/wordprocessingDrawing" xmlns:wps="http://schemas.microsoft.com/office/word/2010/wordprocessingShape" xmlns:wpg="http://schemas.microsoft.com/office/word/2010/wordprocessingGroup" xmlns:mc="http://schemas.openxmlformats.org/markup-compatibility/2006" xmlns:wp14="http://schemas.microsoft.com/office/word/2010/wordprocessingDrawing" xmlns:w14="http://schemas.microsoft.com/office/word/2010/wordml" xmlns:w15="http://schemas.microsoft.com/office/word/2012/wordml" mc:Ignorable="w14 wp14 w15">
   <w:p>
     <w:pPr>
       <w:pStyle w:val="Normal"/>
@@ -1021,7 +2289,7 @@
         <w:bCs/>
       </w:rPr>
       <w:drawing>
-        <wp:anchor distT="114300" distB="114300" distL="114300" distR="114300" simplePos="0" relativeHeight="3" behindDoc="1" locked="0" layoutInCell="0" allowOverlap="1">
+        <wp:anchor behindDoc="1" distT="114300" distB="114300" distL="114300" distR="114300" simplePos="0" locked="0" layoutInCell="0" allowOverlap="1" relativeHeight="9">
           <wp:simplePos x="0" y="0"/>
           <wp:positionH relativeFrom="column">
             <wp:posOffset>-1444625</wp:posOffset>
@@ -1032,7 +2300,7 @@
           <wp:extent cx="8618220" cy="1023620"/>
           <wp:effectExtent l="0" t="0" r="0" b="0"/>
           <wp:wrapTopAndBottom/>
-          <wp:docPr id="2" name="image1.png"/>
+          <wp:docPr id="14" name="image1.png" descr=""/>
           <wp:cNvGraphicFramePr>
             <a:graphicFrameLocks xmlns:a="http://schemas.openxmlformats.org/drawingml/2006/main" noChangeAspect="1"/>
           </wp:cNvGraphicFramePr>
@@ -1040,7 +2308,7 @@
             <a:graphicData uri="http://schemas.openxmlformats.org/drawingml/2006/picture">
               <pic:pic xmlns:pic="http://schemas.openxmlformats.org/drawingml/2006/picture">
                 <pic:nvPicPr>
-                  <pic:cNvPr id="2" name="image1.png"/>
+                  <pic:cNvPr id="14" name="image1.png" descr=""/>
                   <pic:cNvPicPr>
                     <a:picLocks noChangeAspect="1" noChangeArrowheads="1"/>
                   </pic:cNvPicPr>
@@ -1060,7 +2328,6 @@
                   <a:prstGeom prst="rect">
                     <a:avLst/>
                   </a:prstGeom>
-                  <a:noFill/>
                 </pic:spPr>
               </pic:pic>
             </a:graphicData>
@@ -1077,14 +2344,133 @@
   <w:abstractNum w:abstractNumId="1">
     <w:lvl w:ilvl="0">
       <w:start w:val="1"/>
+      <w:numFmt w:val="none"/>
+      <w:suff w:val="nothing"/>
+      <w:lvlText w:val=""/>
+      <w:lvlJc w:val="left"/>
+      <w:pPr>
+        <w:tabs>
+          <w:tab w:val="num" w:pos="0"/>
+        </w:tabs>
+        <w:ind w:left="0" w:hanging="0"/>
+      </w:pPr>
+    </w:lvl>
+    <w:lvl w:ilvl="1">
+      <w:start w:val="1"/>
+      <w:numFmt w:val="none"/>
+      <w:suff w:val="nothing"/>
+      <w:lvlText w:val=""/>
+      <w:lvlJc w:val="left"/>
+      <w:pPr>
+        <w:tabs>
+          <w:tab w:val="num" w:pos="0"/>
+        </w:tabs>
+        <w:ind w:left="0" w:hanging="0"/>
+      </w:pPr>
+    </w:lvl>
+    <w:lvl w:ilvl="2">
+      <w:start w:val="1"/>
+      <w:numFmt w:val="none"/>
+      <w:suff w:val="nothing"/>
+      <w:lvlText w:val=""/>
+      <w:lvlJc w:val="left"/>
+      <w:pPr>
+        <w:tabs>
+          <w:tab w:val="num" w:pos="0"/>
+        </w:tabs>
+        <w:ind w:left="0" w:hanging="0"/>
+      </w:pPr>
+    </w:lvl>
+    <w:lvl w:ilvl="3">
+      <w:start w:val="1"/>
+      <w:numFmt w:val="none"/>
+      <w:suff w:val="nothing"/>
+      <w:lvlText w:val=""/>
+      <w:lvlJc w:val="left"/>
+      <w:pPr>
+        <w:tabs>
+          <w:tab w:val="num" w:pos="0"/>
+        </w:tabs>
+        <w:ind w:left="0" w:hanging="0"/>
+      </w:pPr>
+    </w:lvl>
+    <w:lvl w:ilvl="4">
+      <w:start w:val="1"/>
+      <w:numFmt w:val="none"/>
+      <w:suff w:val="nothing"/>
+      <w:lvlText w:val=""/>
+      <w:lvlJc w:val="left"/>
+      <w:pPr>
+        <w:tabs>
+          <w:tab w:val="num" w:pos="0"/>
+        </w:tabs>
+        <w:ind w:left="0" w:hanging="0"/>
+      </w:pPr>
+    </w:lvl>
+    <w:lvl w:ilvl="5">
+      <w:start w:val="1"/>
+      <w:numFmt w:val="none"/>
+      <w:suff w:val="nothing"/>
+      <w:lvlText w:val=""/>
+      <w:lvlJc w:val="left"/>
+      <w:pPr>
+        <w:tabs>
+          <w:tab w:val="num" w:pos="0"/>
+        </w:tabs>
+        <w:ind w:left="0" w:hanging="0"/>
+      </w:pPr>
+    </w:lvl>
+    <w:lvl w:ilvl="6">
+      <w:start w:val="1"/>
+      <w:numFmt w:val="none"/>
+      <w:suff w:val="nothing"/>
+      <w:lvlText w:val=""/>
+      <w:lvlJc w:val="left"/>
+      <w:pPr>
+        <w:tabs>
+          <w:tab w:val="num" w:pos="0"/>
+        </w:tabs>
+        <w:ind w:left="0" w:hanging="0"/>
+      </w:pPr>
+    </w:lvl>
+    <w:lvl w:ilvl="7">
+      <w:start w:val="1"/>
+      <w:numFmt w:val="none"/>
+      <w:suff w:val="nothing"/>
+      <w:lvlText w:val=""/>
+      <w:lvlJc w:val="left"/>
+      <w:pPr>
+        <w:tabs>
+          <w:tab w:val="num" w:pos="0"/>
+        </w:tabs>
+        <w:ind w:left="0" w:hanging="0"/>
+      </w:pPr>
+    </w:lvl>
+    <w:lvl w:ilvl="8">
+      <w:start w:val="1"/>
+      <w:numFmt w:val="none"/>
+      <w:suff w:val="nothing"/>
+      <w:lvlText w:val=""/>
+      <w:lvlJc w:val="left"/>
+      <w:pPr>
+        <w:tabs>
+          <w:tab w:val="num" w:pos="0"/>
+        </w:tabs>
+        <w:ind w:left="0" w:hanging="0"/>
+      </w:pPr>
+    </w:lvl>
+  </w:abstractNum>
+  <w:abstractNum w:abstractNumId="2">
+    <w:lvl w:ilvl="0">
+      <w:start w:val="1"/>
       <w:numFmt w:val="bullet"/>
       <w:lvlText w:val=""/>
-      <w:lvlJc w:val="start"/>
+      <w:lvlJc w:val="left"/>
       <w:pPr>
         <w:tabs>
           <w:tab w:val="num" w:pos="709"/>
         </w:tabs>
-        <w:ind w:start="709" w:hanging="283"/>
+        <w:ind w:left="709" w:hanging="283"/>
       </w:pPr>
       <w:rPr>
         <w:rFonts w:ascii="Symbol" w:hAnsi="Symbol" w:cs="Symbol" w:hint="default"/>
@@ -1094,12 +2480,12 @@
       <w:start w:val="1"/>
       <w:numFmt w:val="bullet"/>
       <w:lvlText w:val=""/>
-      <w:lvlJc w:val="start"/>
+      <w:lvlJc w:val="left"/>
       <w:pPr>
         <w:tabs>
           <w:tab w:val="num" w:pos="1418"/>
         </w:tabs>
-        <w:ind w:start="1418" w:hanging="283"/>
+        <w:ind w:left="1418" w:hanging="283"/>
       </w:pPr>
       <w:rPr>
         <w:rFonts w:ascii="Symbol" w:hAnsi="Symbol" w:cs="Symbol" w:hint="default"/>
@@ -1109,12 +2495,12 @@
       <w:start w:val="1"/>
       <w:numFmt w:val="bullet"/>
       <w:lvlText w:val=""/>
-      <w:lvlJc w:val="start"/>
+      <w:lvlJc w:val="left"/>
       <w:pPr>
         <w:tabs>
           <w:tab w:val="num" w:pos="2127"/>
         </w:tabs>
-        <w:ind w:start="2127" w:hanging="283"/>
+        <w:ind w:left="2127" w:hanging="283"/>
       </w:pPr>
       <w:rPr>
         <w:rFonts w:ascii="Symbol" w:hAnsi="Symbol" w:cs="Symbol" w:hint="default"/>
@@ -1124,12 +2510,12 @@
       <w:start w:val="1"/>
       <w:numFmt w:val="bullet"/>
       <w:lvlText w:val=""/>
-      <w:lvlJc w:val="start"/>
+      <w:lvlJc w:val="left"/>
       <w:pPr>
         <w:tabs>
           <w:tab w:val="num" w:pos="2836"/>
         </w:tabs>
-        <w:ind w:start="2836" w:hanging="283"/>
+        <w:ind w:left="2836" w:hanging="283"/>
       </w:pPr>
       <w:rPr>
         <w:rFonts w:ascii="Symbol" w:hAnsi="Symbol" w:cs="Symbol" w:hint="default"/>
@@ -1139,12 +2525,12 @@
       <w:start w:val="1"/>
       <w:numFmt w:val="bullet"/>
       <w:lvlText w:val=""/>
-      <w:lvlJc w:val="start"/>
+      <w:lvlJc w:val="left"/>
       <w:pPr>
         <w:tabs>
           <w:tab w:val="num" w:pos="3545"/>
         </w:tabs>
-        <w:ind w:start="3545" w:hanging="283"/>
+        <w:ind w:left="3545" w:hanging="283"/>
       </w:pPr>
       <w:rPr>
         <w:rFonts w:ascii="Symbol" w:hAnsi="Symbol" w:cs="Symbol" w:hint="default"/>
@@ -1154,12 +2540,12 @@
       <w:start w:val="1"/>
       <w:numFmt w:val="bullet"/>
       <w:lvlText w:val=""/>
-      <w:lvlJc w:val="start"/>
+      <w:lvlJc w:val="left"/>
       <w:pPr>
         <w:tabs>
           <w:tab w:val="num" w:pos="4254"/>
         </w:tabs>
-        <w:ind w:start="4254" w:hanging="283"/>
+        <w:ind w:left="4254" w:hanging="283"/>
       </w:pPr>
       <w:rPr>
         <w:rFonts w:ascii="Symbol" w:hAnsi="Symbol" w:cs="Symbol" w:hint="default"/>
@@ -1169,12 +2555,12 @@
       <w:start w:val="1"/>
       <w:numFmt w:val="bullet"/>
       <w:lvlText w:val=""/>
-      <w:lvlJc w:val="start"/>
+      <w:lvlJc w:val="left"/>
       <w:pPr>
         <w:tabs>
           <w:tab w:val="num" w:pos="4963"/>
         </w:tabs>
-        <w:ind w:start="4963" w:hanging="283"/>
+        <w:ind w:left="4963" w:hanging="283"/>
       </w:pPr>
       <w:rPr>
         <w:rFonts w:ascii="Symbol" w:hAnsi="Symbol" w:cs="Symbol" w:hint="default"/>
@@ -1184,12 +2570,12 @@
       <w:start w:val="1"/>
       <w:numFmt w:val="bullet"/>
       <w:lvlText w:val=""/>
-      <w:lvlJc w:val="start"/>
+      <w:lvlJc w:val="left"/>
       <w:pPr>
         <w:tabs>
           <w:tab w:val="num" w:pos="5672"/>
         </w:tabs>
-        <w:ind w:start="5672" w:hanging="283"/>
+        <w:ind w:left="5672" w:hanging="283"/>
       </w:pPr>
       <w:rPr>
         <w:rFonts w:ascii="Symbol" w:hAnsi="Symbol" w:cs="Symbol" w:hint="default"/>
@@ -1199,29 +2585,29 @@
       <w:start w:val="1"/>
       <w:numFmt w:val="bullet"/>
       <w:lvlText w:val=""/>
-      <w:lvlJc w:val="start"/>
+      <w:lvlJc w:val="left"/>
       <w:pPr>
         <w:tabs>
           <w:tab w:val="num" w:pos="6381"/>
         </w:tabs>
-        <w:ind w:start="6381" w:hanging="283"/>
+        <w:ind w:left="6381" w:hanging="283"/>
       </w:pPr>
       <w:rPr>
         <w:rFonts w:ascii="Symbol" w:hAnsi="Symbol" w:cs="Symbol" w:hint="default"/>
       </w:rPr>
     </w:lvl>
   </w:abstractNum>
-  <w:abstractNum w:abstractNumId="2">
+  <w:abstractNum w:abstractNumId="3">
     <w:lvl w:ilvl="0">
       <w:start w:val="1"/>
       <w:numFmt w:val="bullet"/>
       <w:lvlText w:val=""/>
-      <w:lvlJc w:val="start"/>
+      <w:lvlJc w:val="left"/>
       <w:pPr>
         <w:tabs>
           <w:tab w:val="num" w:pos="709"/>
         </w:tabs>
-        <w:ind w:start="709" w:hanging="283"/>
+        <w:ind w:left="709" w:hanging="283"/>
       </w:pPr>
       <w:rPr>
         <w:rFonts w:ascii="Symbol" w:hAnsi="Symbol" w:cs="Symbol" w:hint="default"/>
@@ -1231,12 +2617,12 @@
       <w:start w:val="1"/>
       <w:numFmt w:val="bullet"/>
       <w:lvlText w:val=""/>
-      <w:lvlJc w:val="start"/>
+      <w:lvlJc w:val="left"/>
       <w:pPr>
         <w:tabs>
           <w:tab w:val="num" w:pos="1418"/>
         </w:tabs>
-        <w:ind w:start="1418" w:hanging="283"/>
+        <w:ind w:left="1418" w:hanging="283"/>
       </w:pPr>
       <w:rPr>
         <w:rFonts w:ascii="Symbol" w:hAnsi="Symbol" w:cs="Symbol" w:hint="default"/>
@@ -1246,12 +2632,12 @@
       <w:start w:val="1"/>
       <w:numFmt w:val="bullet"/>
       <w:lvlText w:val=""/>
-      <w:lvlJc w:val="start"/>
+      <w:lvlJc w:val="left"/>
       <w:pPr>
         <w:tabs>
           <w:tab w:val="num" w:pos="2127"/>
         </w:tabs>
-        <w:ind w:start="2127" w:hanging="283"/>
+        <w:ind w:left="2127" w:hanging="283"/>
       </w:pPr>
       <w:rPr>
         <w:rFonts w:ascii="Symbol" w:hAnsi="Symbol" w:cs="Symbol" w:hint="default"/>
@@ -1261,12 +2647,12 @@
       <w:start w:val="1"/>
       <w:numFmt w:val="bullet"/>
       <w:lvlText w:val=""/>
-      <w:lvlJc w:val="start"/>
+      <w:lvlJc w:val="left"/>
       <w:pPr>
         <w:tabs>
           <w:tab w:val="num" w:pos="2836"/>
         </w:tabs>
-        <w:ind w:start="2836" w:hanging="283"/>
+        <w:ind w:left="2836" w:hanging="283"/>
       </w:pPr>
       <w:rPr>
         <w:rFonts w:ascii="Symbol" w:hAnsi="Symbol" w:cs="Symbol" w:hint="default"/>
@@ -1276,12 +2662,12 @@
       <w:start w:val="1"/>
       <w:numFmt w:val="bullet"/>
       <w:lvlText w:val=""/>
-      <w:lvlJc w:val="start"/>
+      <w:lvlJc w:val="left"/>
       <w:pPr>
         <w:tabs>
           <w:tab w:val="num" w:pos="3545"/>
         </w:tabs>
-        <w:ind w:start="3545" w:hanging="283"/>
+        <w:ind w:left="3545" w:hanging="283"/>
       </w:pPr>
       <w:rPr>
         <w:rFonts w:ascii="Symbol" w:hAnsi="Symbol" w:cs="Symbol" w:hint="default"/>
@@ -1291,12 +2677,12 @@
       <w:start w:val="1"/>
       <w:numFmt w:val="bullet"/>
       <w:lvlText w:val=""/>
-      <w:lvlJc w:val="start"/>
+      <w:lvlJc w:val="left"/>
       <w:pPr>
         <w:tabs>
           <w:tab w:val="num" w:pos="4254"/>
         </w:tabs>
-        <w:ind w:start="4254" w:hanging="283"/>
+        <w:ind w:left="4254" w:hanging="283"/>
       </w:pPr>
       <w:rPr>
         <w:rFonts w:ascii="Symbol" w:hAnsi="Symbol" w:cs="Symbol" w:hint="default"/>
@@ -1306,12 +2692,12 @@
       <w:start w:val="1"/>
       <w:numFmt w:val="bullet"/>
       <w:lvlText w:val=""/>
-      <w:lvlJc w:val="start"/>
+      <w:lvlJc w:val="left"/>
       <w:pPr>
         <w:tabs>
           <w:tab w:val="num" w:pos="4963"/>
         </w:tabs>
-        <w:ind w:start="4963" w:hanging="283"/>
+        <w:ind w:left="4963" w:hanging="283"/>
       </w:pPr>
       <w:rPr>
         <w:rFonts w:ascii="Symbol" w:hAnsi="Symbol" w:cs="Symbol" w:hint="default"/>
@@ -1321,12 +2707,12 @@
       <w:start w:val="1"/>
       <w:numFmt w:val="bullet"/>
       <w:lvlText w:val=""/>
-      <w:lvlJc w:val="start"/>
+      <w:lvlJc w:val="left"/>
       <w:pPr>
         <w:tabs>
           <w:tab w:val="num" w:pos="5672"/>
         </w:tabs>
-        <w:ind w:start="5672" w:hanging="283"/>
+        <w:ind w:left="5672" w:hanging="283"/>
       </w:pPr>
       <w:rPr>
         <w:rFonts w:ascii="Symbol" w:hAnsi="Symbol" w:cs="Symbol" w:hint="default"/>
@@ -1336,135 +2722,507 @@
       <w:start w:val="1"/>
       <w:numFmt w:val="bullet"/>
       <w:lvlText w:val=""/>
-      <w:lvlJc w:val="start"/>
+      <w:lvlJc w:val="left"/>
       <w:pPr>
         <w:tabs>
           <w:tab w:val="num" w:pos="6381"/>
         </w:tabs>
-        <w:ind w:start="6381" w:hanging="283"/>
+        <w:ind w:left="6381" w:hanging="283"/>
       </w:pPr>
       <w:rPr>
         <w:rFonts w:ascii="Symbol" w:hAnsi="Symbol" w:cs="Symbol" w:hint="default"/>
       </w:rPr>
     </w:lvl>
   </w:abstractNum>
-  <w:abstractNum w:abstractNumId="3">
+  <w:abstractNum w:abstractNumId="4">
     <w:lvl w:ilvl="0">
       <w:start w:val="1"/>
       <w:numFmt w:val="none"/>
       <w:suff w:val="nothing"/>
       <w:lvlText w:val=""/>
-      <w:lvlJc w:val="start"/>
+      <w:lvlJc w:val="left"/>
       <w:pPr>
         <w:tabs>
           <w:tab w:val="num" w:pos="0"/>
         </w:tabs>
-        <w:ind w:start="0" w:hanging="0"/>
-      </w:pPr>
+        <w:ind w:left="0" w:hanging="0"/>
+      </w:pPr>
+      <w:rPr/>
     </w:lvl>
     <w:lvl w:ilvl="1">
       <w:start w:val="1"/>
       <w:numFmt w:val="none"/>
       <w:suff w:val="nothing"/>
       <w:lvlText w:val=""/>
-      <w:lvlJc w:val="start"/>
+      <w:lvlJc w:val="left"/>
       <w:pPr>
         <w:tabs>
           <w:tab w:val="num" w:pos="0"/>
         </w:tabs>
-        <w:ind w:start="0" w:hanging="0"/>
-      </w:pPr>
+        <w:ind w:left="0" w:hanging="0"/>
+      </w:pPr>
+      <w:rPr/>
     </w:lvl>
     <w:lvl w:ilvl="2">
       <w:start w:val="1"/>
       <w:numFmt w:val="none"/>
       <w:suff w:val="nothing"/>
       <w:lvlText w:val=""/>
-      <w:lvlJc w:val="start"/>
+      <w:lvlJc w:val="left"/>
       <w:pPr>
         <w:tabs>
           <w:tab w:val="num" w:pos="0"/>
         </w:tabs>
-        <w:ind w:start="0" w:hanging="0"/>
-      </w:pPr>
+        <w:ind w:left="0" w:hanging="0"/>
+      </w:pPr>
+      <w:rPr/>
     </w:lvl>
     <w:lvl w:ilvl="3">
       <w:start w:val="1"/>
       <w:numFmt w:val="none"/>
       <w:suff w:val="nothing"/>
       <w:lvlText w:val=""/>
-      <w:lvlJc w:val="start"/>
+      <w:lvlJc w:val="left"/>
       <w:pPr>
         <w:tabs>
           <w:tab w:val="num" w:pos="0"/>
         </w:tabs>
-        <w:ind w:start="0" w:hanging="0"/>
-      </w:pPr>
+        <w:ind w:left="0" w:hanging="0"/>
+      </w:pPr>
+      <w:rPr/>
     </w:lvl>
     <w:lvl w:ilvl="4">
       <w:start w:val="1"/>
       <w:numFmt w:val="none"/>
       <w:suff w:val="nothing"/>
       <w:lvlText w:val=""/>
-      <w:lvlJc w:val="start"/>
+      <w:lvlJc w:val="left"/>
       <w:pPr>
         <w:tabs>
           <w:tab w:val="num" w:pos="0"/>
         </w:tabs>
-        <w:ind w:start="0" w:hanging="0"/>
-      </w:pPr>
+        <w:ind w:left="0" w:hanging="0"/>
+      </w:pPr>
+      <w:rPr/>
     </w:lvl>
     <w:lvl w:ilvl="5">
       <w:start w:val="1"/>
       <w:numFmt w:val="none"/>
       <w:suff w:val="nothing"/>
       <w:lvlText w:val=""/>
-      <w:lvlJc w:val="start"/>
+      <w:lvlJc w:val="left"/>
       <w:pPr>
         <w:tabs>
           <w:tab w:val="num" w:pos="0"/>
         </w:tabs>
-        <w:ind w:start="0" w:hanging="0"/>
-      </w:pPr>
+        <w:ind w:left="0" w:hanging="0"/>
+      </w:pPr>
+      <w:rPr/>
     </w:lvl>
     <w:lvl w:ilvl="6">
       <w:start w:val="1"/>
       <w:numFmt w:val="none"/>
       <w:suff w:val="nothing"/>
       <w:lvlText w:val=""/>
-      <w:lvlJc w:val="start"/>
+      <w:lvlJc w:val="left"/>
       <w:pPr>
         <w:tabs>
           <w:tab w:val="num" w:pos="0"/>
         </w:tabs>
-        <w:ind w:start="0" w:hanging="0"/>
-      </w:pPr>
+        <w:ind w:left="0" w:hanging="0"/>
+      </w:pPr>
+      <w:rPr/>
     </w:lvl>
     <w:lvl w:ilvl="7">
       <w:start w:val="1"/>
       <w:numFmt w:val="none"/>
       <w:suff w:val="nothing"/>
       <w:lvlText w:val=""/>
-      <w:lvlJc w:val="start"/>
+      <w:lvlJc w:val="left"/>
       <w:pPr>
         <w:tabs>
           <w:tab w:val="num" w:pos="0"/>
         </w:tabs>
-        <w:ind w:start="0" w:hanging="0"/>
-      </w:pPr>
+        <w:ind w:left="0" w:hanging="0"/>
+      </w:pPr>
+      <w:rPr/>
     </w:lvl>
     <w:lvl w:ilvl="8">
       <w:start w:val="1"/>
       <w:numFmt w:val="none"/>
       <w:suff w:val="nothing"/>
       <w:lvlText w:val=""/>
-      <w:lvlJc w:val="start"/>
+      <w:lvlJc w:val="left"/>
       <w:pPr>
         <w:tabs>
           <w:tab w:val="num" w:pos="0"/>
         </w:tabs>
-        <w:ind w:start="0" w:hanging="0"/>
-      </w:pPr>
+        <w:ind w:left="0" w:hanging="0"/>
+      </w:pPr>
+      <w:rPr/>
+    </w:lvl>
+  </w:abstractNum>
+  <w:abstractNum w:abstractNumId="5">
+    <w:lvl w:ilvl="0">
+      <w:start w:val="1"/>
+      <w:numFmt w:val="decimal"/>
+      <w:lvlText w:val="%1."/>
+      <w:lvlJc w:val="left"/>
+      <w:pPr>
+        <w:tabs>
+          <w:tab w:val="num" w:pos="360"/>
+        </w:tabs>
+        <w:ind w:left="360" w:hanging="360"/>
+      </w:pPr>
+      <w:rPr>
+        <w:rFonts w:cs="Symbol"/>
+      </w:rPr>
+    </w:lvl>
+    <w:lvl w:ilvl="1">
+      <w:start w:val="1"/>
+      <w:numFmt w:val="decimal"/>
+      <w:lvlText w:val="%2."/>
+      <w:lvlJc w:val="left"/>
+      <w:pPr>
+        <w:tabs>
+          <w:tab w:val="num" w:pos="1080"/>
+        </w:tabs>
+        <w:ind w:left="1080" w:hanging="360"/>
+      </w:pPr>
+      <w:rPr/>
+    </w:lvl>
+    <w:lvl w:ilvl="2">
+      <w:start w:val="1"/>
+      <w:numFmt w:val="decimal"/>
+      <w:lvlText w:val="%3."/>
+      <w:lvlJc w:val="left"/>
+      <w:pPr>
+        <w:tabs>
+          <w:tab w:val="num" w:pos="1440"/>
+        </w:tabs>
+        <w:ind w:left="1440" w:hanging="360"/>
+      </w:pPr>
+      <w:rPr/>
+    </w:lvl>
+    <w:lvl w:ilvl="3">
+      <w:start w:val="1"/>
+      <w:numFmt w:val="decimal"/>
+      <w:lvlText w:val="%4."/>
+      <w:lvlJc w:val="left"/>
+      <w:pPr>
+        <w:tabs>
+          <w:tab w:val="num" w:pos="1800"/>
+        </w:tabs>
+        <w:ind w:left="1800" w:hanging="360"/>
+      </w:pPr>
+      <w:rPr/>
+    </w:lvl>
+    <w:lvl w:ilvl="4">
+      <w:start w:val="1"/>
+      <w:numFmt w:val="decimal"/>
+      <w:lvlText w:val="%5."/>
+      <w:lvlJc w:val="left"/>
+      <w:pPr>
+        <w:tabs>
+          <w:tab w:val="num" w:pos="2160"/>
+        </w:tabs>
+        <w:ind w:left="2160" w:hanging="360"/>
+      </w:pPr>
+      <w:rPr/>
+    </w:lvl>
+    <w:lvl w:ilvl="5">
+      <w:start w:val="1"/>
+      <w:numFmt w:val="decimal"/>
+      <w:lvlText w:val="%6."/>
+      <w:lvlJc w:val="left"/>
+      <w:pPr>
+        <w:tabs>
+          <w:tab w:val="num" w:pos="2520"/>
+        </w:tabs>
+        <w:ind w:left="2520" w:hanging="360"/>
+      </w:pPr>
+      <w:rPr/>
+    </w:lvl>
+    <w:lvl w:ilvl="6">
+      <w:start w:val="1"/>
+      <w:numFmt w:val="decimal"/>
+      <w:lvlText w:val="%7."/>
+      <w:lvlJc w:val="left"/>
+      <w:pPr>
+        <w:tabs>
+          <w:tab w:val="num" w:pos="2880"/>
+        </w:tabs>
+        <w:ind w:left="2880" w:hanging="360"/>
+      </w:pPr>
+      <w:rPr/>
+    </w:lvl>
+    <w:lvl w:ilvl="7">
+      <w:start w:val="1"/>
+      <w:numFmt w:val="decimal"/>
+      <w:lvlText w:val="%8."/>
+      <w:lvlJc w:val="left"/>
+      <w:pPr>
+        <w:tabs>
+          <w:tab w:val="num" w:pos="3240"/>
+        </w:tabs>
+        <w:ind w:left="3240" w:hanging="360"/>
+      </w:pPr>
+      <w:rPr/>
+    </w:lvl>
+    <w:lvl w:ilvl="8">
+      <w:start w:val="1"/>
+      <w:numFmt w:val="decimal"/>
+      <w:lvlText w:val="%9."/>
+      <w:lvlJc w:val="left"/>
+      <w:pPr>
+        <w:tabs>
+          <w:tab w:val="num" w:pos="3600"/>
+        </w:tabs>
+        <w:ind w:left="3600" w:hanging="360"/>
+      </w:pPr>
+      <w:rPr/>
+    </w:lvl>
+  </w:abstractNum>
+  <w:abstractNum w:abstractNumId="6">
+    <w:lvl w:ilvl="0">
+      <w:start w:val="1"/>
+      <w:numFmt w:val="decimal"/>
+      <w:lvlText w:val="%1."/>
+      <w:lvlJc w:val="left"/>
+      <w:pPr>
+        <w:tabs>
+          <w:tab w:val="num" w:pos="720"/>
+        </w:tabs>
+        <w:ind w:left="720" w:hanging="360"/>
+      </w:pPr>
+      <w:rPr>
+        <w:rFonts w:cs="Symbol"/>
+      </w:rPr>
+    </w:lvl>
+    <w:lvl w:ilvl="1">
+      <w:start w:val="1"/>
+      <w:numFmt w:val="decimal"/>
+      <w:lvlText w:val="%2."/>
+      <w:lvlJc w:val="left"/>
+      <w:pPr>
+        <w:tabs>
+          <w:tab w:val="num" w:pos="1080"/>
+        </w:tabs>
+        <w:ind w:left="1080" w:hanging="360"/>
+      </w:pPr>
+      <w:rPr/>
+    </w:lvl>
+    <w:lvl w:ilvl="2">
+      <w:start w:val="1"/>
+      <w:numFmt w:val="decimal"/>
+      <w:lvlText w:val="%3."/>
+      <w:lvlJc w:val="left"/>
+      <w:pPr>
+        <w:tabs>
+          <w:tab w:val="num" w:pos="1440"/>
+        </w:tabs>
+        <w:ind w:left="1440" w:hanging="360"/>
+      </w:pPr>
+      <w:rPr/>
+    </w:lvl>
+    <w:lvl w:ilvl="3">
+      <w:start w:val="1"/>
+      <w:numFmt w:val="decimal"/>
+      <w:lvlText w:val="%4."/>
+      <w:lvlJc w:val="left"/>
+      <w:pPr>
+        <w:tabs>
+          <w:tab w:val="num" w:pos="1800"/>
+        </w:tabs>
+        <w:ind w:left="1800" w:hanging="360"/>
+      </w:pPr>
+      <w:rPr/>
+    </w:lvl>
+    <w:lvl w:ilvl="4">
+      <w:start w:val="1"/>
+      <w:numFmt w:val="decimal"/>
+      <w:lvlText w:val="%5."/>
+      <w:lvlJc w:val="left"/>
+      <w:pPr>
+        <w:tabs>
+          <w:tab w:val="num" w:pos="2160"/>
+        </w:tabs>
+        <w:ind w:left="2160" w:hanging="360"/>
+      </w:pPr>
+      <w:rPr/>
+    </w:lvl>
+    <w:lvl w:ilvl="5">
+      <w:start w:val="1"/>
+      <w:numFmt w:val="decimal"/>
+      <w:lvlText w:val="%6."/>
+      <w:lvlJc w:val="left"/>
+      <w:pPr>
+        <w:tabs>
+          <w:tab w:val="num" w:pos="2520"/>
+        </w:tabs>
+        <w:ind w:left="2520" w:hanging="360"/>
+      </w:pPr>
+      <w:rPr/>
+    </w:lvl>
+    <w:lvl w:ilvl="6">
+      <w:start w:val="1"/>
+      <w:numFmt w:val="decimal"/>
+      <w:lvlText w:val="%7."/>
+      <w:lvlJc w:val="left"/>
+      <w:pPr>
+        <w:tabs>
+          <w:tab w:val="num" w:pos="2880"/>
+        </w:tabs>
+        <w:ind w:left="2880" w:hanging="360"/>
+      </w:pPr>
+      <w:rPr/>
+    </w:lvl>
+    <w:lvl w:ilvl="7">
+      <w:start w:val="1"/>
+      <w:numFmt w:val="decimal"/>
+      <w:lvlText w:val="%8."/>
+      <w:lvlJc w:val="left"/>
+      <w:pPr>
+        <w:tabs>
+          <w:tab w:val="num" w:pos="3240"/>
+        </w:tabs>
+        <w:ind w:left="3240" w:hanging="360"/>
+      </w:pPr>
+      <w:rPr/>
+    </w:lvl>
+    <w:lvl w:ilvl="8">
+      <w:start w:val="1"/>
+      <w:numFmt w:val="decimal"/>
+      <w:lvlText w:val="%9."/>
+      <w:lvlJc w:val="left"/>
+      <w:pPr>
+        <w:tabs>
+          <w:tab w:val="num" w:pos="3600"/>
+        </w:tabs>
+        <w:ind w:left="3600" w:hanging="360"/>
+      </w:pPr>
+      <w:rPr/>
+    </w:lvl>
+  </w:abstractNum>
+  <w:abstractNum w:abstractNumId="7">
+    <w:lvl w:ilvl="0">
+      <w:start w:val="1"/>
+      <w:numFmt w:val="decimal"/>
+      <w:lvlText w:val="%1."/>
+      <w:lvlJc w:val="left"/>
+      <w:pPr>
+        <w:tabs>
+          <w:tab w:val="num" w:pos="1080"/>
+        </w:tabs>
+        <w:ind w:left="1080" w:hanging="360"/>
+      </w:pPr>
+      <w:rPr>
+        <w:rFonts w:cs="Symbol"/>
+      </w:rPr>
+    </w:lvl>
+    <w:lvl w:ilvl="1">
+      <w:start w:val="1"/>
+      <w:numFmt w:val="decimal"/>
+      <w:lvlText w:val="%2."/>
+      <w:lvlJc w:val="left"/>
+      <w:pPr>
+        <w:tabs>
+          <w:tab w:val="num" w:pos="1080"/>
+        </w:tabs>
+        <w:ind w:left="1080" w:hanging="360"/>
+      </w:pPr>
+      <w:rPr/>
+    </w:lvl>
+    <w:lvl w:ilvl="2">
+      <w:start w:val="1"/>
+      <w:numFmt w:val="decimal"/>
+      <w:lvlText w:val="%3."/>
+      <w:lvlJc w:val="left"/>
+      <w:pPr>
+        <w:tabs>
+          <w:tab w:val="num" w:pos="1440"/>
+        </w:tabs>
+        <w:ind w:left="1440" w:hanging="360"/>
+      </w:pPr>
+      <w:rPr/>
+    </w:lvl>
+    <w:lvl w:ilvl="3">
+      <w:start w:val="1"/>
+      <w:numFmt w:val="decimal"/>
+      <w:lvlText w:val="%4."/>
+      <w:lvlJc w:val="left"/>
+      <w:pPr>
+        <w:tabs>
+          <w:tab w:val="num" w:pos="1800"/>
+        </w:tabs>
+        <w:ind w:left="1800" w:hanging="360"/>
+      </w:pPr>
+      <w:rPr/>
+    </w:lvl>
+    <w:lvl w:ilvl="4">
+      <w:start w:val="1"/>
+      <w:numFmt w:val="decimal"/>
+      <w:lvlText w:val="%5."/>
+      <w:lvlJc w:val="left"/>
+      <w:pPr>
+        <w:tabs>
+          <w:tab w:val="num" w:pos="2160"/>
+        </w:tabs>
+        <w:ind w:left="2160" w:hanging="360"/>
+      </w:pPr>
+      <w:rPr/>
+    </w:lvl>
+    <w:lvl w:ilvl="5">
+      <w:start w:val="1"/>
+      <w:numFmt w:val="decimal"/>
+      <w:lvlText w:val="%6."/>
+      <w:lvlJc w:val="left"/>
+      <w:pPr>
+        <w:tabs>
+          <w:tab w:val="num" w:pos="2520"/>
+        </w:tabs>
+        <w:ind w:left="2520" w:hanging="360"/>
+      </w:pPr>
+      <w:rPr/>
+    </w:lvl>
+    <w:lvl w:ilvl="6">
+      <w:start w:val="1"/>
+      <w:numFmt w:val="decimal"/>
+      <w:lvlText w:val="%7."/>
+      <w:lvlJc w:val="left"/>
+      <w:pPr>
+        <w:tabs>
+          <w:tab w:val="num" w:pos="2880"/>
+        </w:tabs>
+        <w:ind w:left="2880" w:hanging="360"/>
+      </w:pPr>
+      <w:rPr/>
+    </w:lvl>
+    <w:lvl w:ilvl="7">
+      <w:start w:val="1"/>
+      <w:numFmt w:val="decimal"/>
+      <w:lvlText w:val="%8."/>
+      <w:lvlJc w:val="left"/>
+      <w:pPr>
+        <w:tabs>
+          <w:tab w:val="num" w:pos="3240"/>
+        </w:tabs>
+        <w:ind w:left="3240" w:hanging="360"/>
+      </w:pPr>
+      <w:rPr/>
+    </w:lvl>
+    <w:lvl w:ilvl="8">
+      <w:start w:val="1"/>
+      <w:numFmt w:val="decimal"/>
+      <w:lvlText w:val="%9."/>
+      <w:lvlJc w:val="left"/>
+      <w:pPr>
+        <w:tabs>
+          <w:tab w:val="num" w:pos="3600"/>
+        </w:tabs>
+        <w:ind w:left="3600" w:hanging="360"/>
+      </w:pPr>
+      <w:rPr/>
     </w:lvl>
   </w:abstractNum>
   <w:num w:numId="1">
@@ -1475,6 +3233,18 @@
   </w:num>
   <w:num w:numId="3">
     <w:abstractNumId w:val="3"/>
+  </w:num>
+  <w:num w:numId="4">
+    <w:abstractNumId w:val="4"/>
+  </w:num>
+  <w:num w:numId="5">
+    <w:abstractNumId w:val="5"/>
+  </w:num>
+  <w:num w:numId="6">
+    <w:abstractNumId w:val="6"/>
+  </w:num>
+  <w:num w:numId="7">
+    <w:abstractNumId w:val="7"/>
   </w:num>
 </w:numbering>
 </file>
@@ -1505,7 +3275,7 @@
       <w:overflowPunct w:val="true"/>
       <w:bidi w:val="0"/>
       <w:spacing w:lineRule="auto" w:line="276" w:before="0" w:after="0"/>
-      <w:jc w:val="start"/>
+      <w:jc w:val="left"/>
     </w:pPr>
     <w:rPr>
       <w:rFonts w:ascii="Arial" w:hAnsi="Arial" w:eastAsia="Arial" w:cs="Arial"/>
@@ -1517,7 +3287,7 @@
     </w:rPr>
   </w:style>
   <w:style w:type="paragraph" w:styleId="Heading1">
-    <w:name w:val="heading 1"/>
+    <w:name w:val="Heading 1"/>
     <w:basedOn w:val="Normal"/>
     <w:next w:val="Normal"/>
     <w:qFormat/>
@@ -1533,7 +3303,7 @@
     </w:rPr>
   </w:style>
   <w:style w:type="paragraph" w:styleId="Heading2">
-    <w:name w:val="heading 2"/>
+    <w:name w:val="Heading 2"/>
     <w:basedOn w:val="Normal"/>
     <w:next w:val="Normal"/>
     <w:qFormat/>
@@ -1549,7 +3319,7 @@
     </w:rPr>
   </w:style>
   <w:style w:type="paragraph" w:styleId="Heading3">
-    <w:name w:val="heading 3"/>
+    <w:name w:val="Heading 3"/>
     <w:basedOn w:val="Normal"/>
     <w:next w:val="Normal"/>
     <w:qFormat/>
@@ -1566,7 +3336,7 @@
     </w:rPr>
   </w:style>
   <w:style w:type="paragraph" w:styleId="Heading4">
-    <w:name w:val="heading 4"/>
+    <w:name w:val="Heading 4"/>
     <w:basedOn w:val="Normal"/>
     <w:next w:val="Normal"/>
     <w:qFormat/>
@@ -1583,7 +3353,7 @@
     </w:rPr>
   </w:style>
   <w:style w:type="paragraph" w:styleId="Heading5">
-    <w:name w:val="heading 5"/>
+    <w:name w:val="Heading 5"/>
     <w:basedOn w:val="Normal"/>
     <w:next w:val="Normal"/>
     <w:qFormat/>
@@ -1598,7 +3368,7 @@
     </w:rPr>
   </w:style>
   <w:style w:type="paragraph" w:styleId="Heading6">
-    <w:name w:val="heading 6"/>
+    <w:name w:val="Heading 6"/>
     <w:basedOn w:val="Normal"/>
     <w:next w:val="Normal"/>
     <w:qFormat/>
@@ -1613,6 +3383,74 @@
       <w:color w:val="666666"/>
     </w:rPr>
   </w:style>
+  <w:style w:type="paragraph" w:styleId="Heading7">
+    <w:name w:val="Heading 7"/>
+    <w:basedOn w:val="Normal"/>
+    <w:next w:val="Normal"/>
+    <w:qFormat/>
+    <w:pPr>
+      <w:keepNext w:val="true"/>
+      <w:keepLines/>
+      <w:numPr>
+        <w:ilvl w:val="0"/>
+        <w:numId w:val="0"/>
+      </w:numPr>
+      <w:spacing w:before="200" w:after="0"/>
+      <w:outlineLvl w:val="6"/>
+    </w:pPr>
+    <w:rPr>
+      <w:rFonts w:ascii="Calibri" w:hAnsi="Calibri" w:eastAsia="ＭＳ ゴシック" w:cs="Arial"/>
+      <w:i/>
+      <w:iCs/>
+      <w:color w:themeColor="dark1" w:themeTint="bf" w:val="404040"/>
+    </w:rPr>
+  </w:style>
+  <w:style w:type="paragraph" w:styleId="Heading8">
+    <w:name w:val="Heading 8"/>
+    <w:basedOn w:val="Normal"/>
+    <w:next w:val="Normal"/>
+    <w:qFormat/>
+    <w:pPr>
+      <w:keepNext w:val="true"/>
+      <w:keepLines/>
+      <w:numPr>
+        <w:ilvl w:val="0"/>
+        <w:numId w:val="0"/>
+      </w:numPr>
+      <w:spacing w:before="200" w:after="0"/>
+      <w:outlineLvl w:val="7"/>
+    </w:pPr>
+    <w:rPr>
+      <w:rFonts w:ascii="Calibri" w:hAnsi="Calibri" w:eastAsia="ＭＳ ゴシック" w:cs="Arial"/>
+      <w:color w:themeColor="accent1" w:val="4F81BD"/>
+      <w:sz w:val="20"/>
+      <w:szCs w:val="20"/>
+    </w:rPr>
+  </w:style>
+  <w:style w:type="paragraph" w:styleId="Heading9">
+    <w:name w:val="Heading 9"/>
+    <w:basedOn w:val="Normal"/>
+    <w:next w:val="Normal"/>
+    <w:qFormat/>
+    <w:pPr>
+      <w:keepNext w:val="true"/>
+      <w:keepLines/>
+      <w:numPr>
+        <w:ilvl w:val="0"/>
+        <w:numId w:val="0"/>
+      </w:numPr>
+      <w:spacing w:before="200" w:after="0"/>
+      <w:outlineLvl w:val="8"/>
+    </w:pPr>
+    <w:rPr>
+      <w:rFonts w:ascii="Calibri" w:hAnsi="Calibri" w:eastAsia="ＭＳ ゴシック" w:cs="Arial"/>
+      <w:i/>
+      <w:iCs/>
+      <w:color w:themeColor="dark1" w:themeTint="bf" w:val="404040"/>
+      <w:sz w:val="20"/>
+      <w:szCs w:val="20"/>
+    </w:rPr>
+  </w:style>
   <w:style w:type="character" w:styleId="DefaultParagraphFont">
     <w:name w:val="Default Paragraph Font"/>
     <w:qFormat/>
@@ -1645,28 +3483,269 @@
     <w:qFormat/>
     <w:rPr>
       <w:rFonts w:ascii="OpenSymbol" w:hAnsi="OpenSymbol" w:eastAsia="OpenSymbol" w:cs="OpenSymbol"/>
+    </w:rPr>
+  </w:style>
+  <w:style w:type="character" w:styleId="SourceText">
+    <w:name w:val="Source Text"/>
+    <w:qFormat/>
+    <w:rPr>
+      <w:rFonts w:ascii="Liberation Mono" w:hAnsi="Liberation Mono" w:eastAsia="Liberation Mono" w:cs="Liberation Mono"/>
+    </w:rPr>
+  </w:style>
+  <w:style w:type="character" w:styleId="NumberingSymbols">
+    <w:name w:val="Numbering Symbols"/>
+    <w:qFormat/>
+    <w:rPr/>
+  </w:style>
+  <w:style w:type="character" w:styleId="BookTitle">
+    <w:name w:val="Book Title"/>
+    <w:basedOn w:val="DefaultParagraphFont"/>
+    <w:qFormat/>
+    <w:rPr>
       <w:b/>
       <w:bCs/>
-    </w:rPr>
-  </w:style>
-  <w:style w:type="character" w:styleId="SourceText">
-    <w:name w:val="Source Text"/>
-    <w:qFormat/>
-    <w:rPr>
-      <w:rFonts w:ascii="Liberation Mono" w:hAnsi="Liberation Mono" w:eastAsia="Liberation Mono" w:cs="Liberation Mono"/>
-    </w:rPr>
-  </w:style>
-  <w:style w:type="character" w:styleId="Bulletsuser">
-    <w:name w:val="Bullets (user)"/>
-    <w:qFormat/>
-    <w:rPr>
-      <w:rFonts w:ascii="OpenSymbol" w:hAnsi="OpenSymbol" w:eastAsia="OpenSymbol" w:cs="OpenSymbol"/>
-    </w:rPr>
-  </w:style>
-  <w:style w:type="character" w:styleId="NumberingSymbols">
-    <w:name w:val="Numbering Symbols"/>
+      <w:smallCaps/>
+      <w:spacing w:val="5"/>
+    </w:rPr>
+  </w:style>
+  <w:style w:type="character" w:styleId="IntenseReference">
+    <w:name w:val="Intense Reference"/>
+    <w:basedOn w:val="DefaultParagraphFont"/>
+    <w:qFormat/>
+    <w:rPr>
+      <w:b/>
+      <w:bCs/>
+      <w:smallCaps/>
+      <w:color w:themeColor="accent2" w:val="C0504D"/>
+      <w:spacing w:val="5"/>
+      <w:u w:val="single"/>
+    </w:rPr>
+  </w:style>
+  <w:style w:type="character" w:styleId="SubtleReference">
+    <w:name w:val="Subtle Reference"/>
+    <w:basedOn w:val="DefaultParagraphFont"/>
+    <w:qFormat/>
+    <w:rPr>
+      <w:smallCaps/>
+      <w:color w:themeColor="accent2" w:val="C0504D"/>
+      <w:u w:val="single"/>
+    </w:rPr>
+  </w:style>
+  <w:style w:type="character" w:styleId="IntenseEmphasis">
+    <w:name w:val="Intense Emphasis"/>
+    <w:basedOn w:val="DefaultParagraphFont"/>
+    <w:qFormat/>
+    <w:rPr>
+      <w:b/>
+      <w:bCs/>
+      <w:i/>
+      <w:iCs/>
+      <w:color w:themeColor="accent1" w:val="4F81BD"/>
+    </w:rPr>
+  </w:style>
+  <w:style w:type="character" w:styleId="SubtleEmphasis">
+    <w:name w:val="Subtle Emphasis"/>
+    <w:basedOn w:val="DefaultParagraphFont"/>
+    <w:qFormat/>
+    <w:rPr>
+      <w:i/>
+      <w:iCs/>
+      <w:color w:themeColor="dark1" w:themeTint="7f" w:val="808080"/>
+    </w:rPr>
+  </w:style>
+  <w:style w:type="character" w:styleId="IntenseQuoteChar">
+    <w:name w:val="Intense Quote Char"/>
+    <w:basedOn w:val="DefaultParagraphFont"/>
+    <w:qFormat/>
+    <w:rPr>
+      <w:b/>
+      <w:bCs/>
+      <w:i/>
+      <w:iCs/>
+      <w:color w:themeColor="accent1" w:val="4F81BD"/>
+    </w:rPr>
+  </w:style>
+  <w:style w:type="character" w:styleId="Emphasis">
+    <w:name w:val="Emphasis"/>
+    <w:basedOn w:val="DefaultParagraphFont"/>
+    <w:qFormat/>
+    <w:rPr>
+      <w:i/>
+      <w:iCs/>
+    </w:rPr>
+  </w:style>
+  <w:style w:type="character" w:styleId="Heading9Char">
+    <w:name w:val="Heading 9 Char"/>
+    <w:basedOn w:val="DefaultParagraphFont"/>
+    <w:qFormat/>
+    <w:rPr>
+      <w:rFonts w:ascii="Calibri" w:hAnsi="Calibri" w:eastAsia="ＭＳ ゴシック" w:cs="Arial"/>
+      <w:i/>
+      <w:iCs/>
+      <w:color w:themeColor="dark1" w:themeTint="bf" w:val="404040"/>
+      <w:sz w:val="20"/>
+      <w:szCs w:val="20"/>
+    </w:rPr>
+  </w:style>
+  <w:style w:type="character" w:styleId="Heading8Char">
+    <w:name w:val="Heading 8 Char"/>
+    <w:basedOn w:val="DefaultParagraphFont"/>
+    <w:qFormat/>
+    <w:rPr>
+      <w:rFonts w:ascii="Calibri" w:hAnsi="Calibri" w:eastAsia="ＭＳ ゴシック" w:cs="Arial"/>
+      <w:color w:themeColor="accent1" w:val="4F81BD"/>
+      <w:sz w:val="20"/>
+      <w:szCs w:val="20"/>
+    </w:rPr>
+  </w:style>
+  <w:style w:type="character" w:styleId="Heading7Char">
+    <w:name w:val="Heading 7 Char"/>
+    <w:basedOn w:val="DefaultParagraphFont"/>
+    <w:qFormat/>
+    <w:rPr>
+      <w:rFonts w:ascii="Calibri" w:hAnsi="Calibri" w:eastAsia="ＭＳ ゴシック" w:cs="Arial"/>
+      <w:i/>
+      <w:iCs/>
+      <w:color w:themeColor="dark1" w:themeTint="bf" w:val="404040"/>
+    </w:rPr>
+  </w:style>
+  <w:style w:type="character" w:styleId="Heading6Char">
+    <w:name w:val="Heading 6 Char"/>
+    <w:basedOn w:val="DefaultParagraphFont"/>
+    <w:qFormat/>
+    <w:rPr>
+      <w:rFonts w:ascii="Calibri" w:hAnsi="Calibri" w:eastAsia="ＭＳ ゴシック" w:cs="Arial"/>
+      <w:i/>
+      <w:iCs/>
+      <w:color w:themeColor="accent1" w:themeShade="7f" w:val="243F60"/>
+    </w:rPr>
+  </w:style>
+  <w:style w:type="character" w:styleId="Heading5Char">
+    <w:name w:val="Heading 5 Char"/>
+    <w:basedOn w:val="DefaultParagraphFont"/>
+    <w:qFormat/>
+    <w:rPr>
+      <w:rFonts w:ascii="Calibri" w:hAnsi="Calibri" w:eastAsia="ＭＳ ゴシック" w:cs="Arial"/>
+      <w:color w:themeColor="accent1" w:themeShade="7f" w:val="243F60"/>
+    </w:rPr>
+  </w:style>
+  <w:style w:type="character" w:styleId="Heading4Char">
+    <w:name w:val="Heading 4 Char"/>
+    <w:basedOn w:val="DefaultParagraphFont"/>
+    <w:qFormat/>
+    <w:rPr>
+      <w:rFonts w:ascii="Calibri" w:hAnsi="Calibri" w:eastAsia="ＭＳ ゴシック" w:cs="Arial"/>
+      <w:b/>
+      <w:bCs/>
+      <w:i/>
+      <w:iCs/>
+      <w:color w:themeColor="accent1" w:val="4F81BD"/>
+    </w:rPr>
+  </w:style>
+  <w:style w:type="character" w:styleId="QuoteChar">
+    <w:name w:val="Quote Char"/>
+    <w:basedOn w:val="DefaultParagraphFont"/>
+    <w:qFormat/>
+    <w:rPr>
+      <w:i/>
+      <w:iCs/>
+      <w:color w:themeColor="dark1" w:val="000000"/>
+    </w:rPr>
+  </w:style>
+  <w:style w:type="character" w:styleId="MacroTextChar">
+    <w:name w:val="Macro Text Char"/>
+    <w:basedOn w:val="DefaultParagraphFont"/>
+    <w:qFormat/>
+    <w:rPr>
+      <w:rFonts w:ascii="Courier" w:hAnsi="Courier"/>
+      <w:sz w:val="20"/>
+      <w:szCs w:val="20"/>
+    </w:rPr>
+  </w:style>
+  <w:style w:type="character" w:styleId="BodyText3Char">
+    <w:name w:val="Body Text 3 Char"/>
+    <w:basedOn w:val="DefaultParagraphFont"/>
+    <w:qFormat/>
+    <w:rPr>
+      <w:sz w:val="16"/>
+      <w:szCs w:val="16"/>
+    </w:rPr>
+  </w:style>
+  <w:style w:type="character" w:styleId="BodyText2Char">
+    <w:name w:val="Body Text 2 Char"/>
+    <w:basedOn w:val="DefaultParagraphFont"/>
     <w:qFormat/>
     <w:rPr/>
+  </w:style>
+  <w:style w:type="character" w:styleId="BodyTextChar">
+    <w:name w:val="Body Text Char"/>
+    <w:basedOn w:val="DefaultParagraphFont"/>
+    <w:qFormat/>
+    <w:rPr/>
+  </w:style>
+  <w:style w:type="character" w:styleId="SubtitleChar">
+    <w:name w:val="Subtitle Char"/>
+    <w:basedOn w:val="DefaultParagraphFont"/>
+    <w:qFormat/>
+    <w:rPr>
+      <w:rFonts w:ascii="Calibri" w:hAnsi="Calibri" w:eastAsia="ＭＳ ゴシック" w:cs="Arial"/>
+      <w:i/>
+      <w:iCs/>
+      <w:color w:themeColor="accent1" w:val="4F81BD"/>
+      <w:spacing w:val="15"/>
+      <w:sz w:val="24"/>
+      <w:szCs w:val="24"/>
+    </w:rPr>
+  </w:style>
+  <w:style w:type="character" w:styleId="TitleChar">
+    <w:name w:val="Title Char"/>
+    <w:basedOn w:val="DefaultParagraphFont"/>
+    <w:qFormat/>
+    <w:rPr>
+      <w:rFonts w:ascii="Calibri" w:hAnsi="Calibri" w:eastAsia="ＭＳ ゴシック" w:cs="Arial"/>
+      <w:color w:themeColor="dark2" w:themeShade="bf" w:val="17365D"/>
+      <w:spacing w:val="5"/>
+      <w:kern w:val="2"/>
+      <w:sz w:val="52"/>
+      <w:szCs w:val="52"/>
+    </w:rPr>
+  </w:style>
+  <w:style w:type="character" w:styleId="Heading3Char">
+    <w:name w:val="Heading 3 Char"/>
+    <w:basedOn w:val="DefaultParagraphFont"/>
+    <w:qFormat/>
+    <w:rPr>
+      <w:rFonts w:ascii="Calibri" w:hAnsi="Calibri" w:eastAsia="ＭＳ ゴシック" w:cs="Arial"/>
+      <w:b/>
+      <w:bCs/>
+      <w:color w:themeColor="accent1" w:val="4F81BD"/>
+    </w:rPr>
+  </w:style>
+  <w:style w:type="character" w:styleId="Heading2Char">
+    <w:name w:val="Heading 2 Char"/>
+    <w:basedOn w:val="DefaultParagraphFont"/>
+    <w:qFormat/>
+    <w:rPr>
+      <w:rFonts w:ascii="Calibri" w:hAnsi="Calibri" w:eastAsia="ＭＳ ゴシック" w:cs="Arial"/>
+      <w:b/>
+      <w:bCs/>
+      <w:color w:themeColor="accent1" w:val="4F81BD"/>
+      <w:sz w:val="26"/>
+      <w:szCs w:val="26"/>
+    </w:rPr>
+  </w:style>
+  <w:style w:type="character" w:styleId="Heading1Char">
+    <w:name w:val="Heading 1 Char"/>
+    <w:basedOn w:val="DefaultParagraphFont"/>
+    <w:qFormat/>
+    <w:rPr>
+      <w:rFonts w:ascii="Calibri" w:hAnsi="Calibri" w:eastAsia="ＭＳ ゴシック" w:cs="Arial"/>
+      <w:b/>
+      <w:bCs/>
+      <w:color w:themeColor="accent1" w:themeShade="bf" w:val="365F91"/>
+      <w:sz w:val="28"/>
+      <w:szCs w:val="28"/>
+    </w:rPr>
   </w:style>
   <w:style w:type="paragraph" w:styleId="Heading">
     <w:name w:val="Heading"/>
@@ -1700,7 +3779,7 @@
     </w:rPr>
   </w:style>
   <w:style w:type="paragraph" w:styleId="Caption">
-    <w:name w:val="caption"/>
+    <w:name w:val="Caption"/>
     <w:basedOn w:val="Normal"/>
     <w:qFormat/>
     <w:pPr>
@@ -1765,7 +3844,7 @@
     <w:rPr/>
   </w:style>
   <w:style w:type="paragraph" w:styleId="Header">
-    <w:name w:val="header"/>
+    <w:name w:val="Header"/>
     <w:basedOn w:val="Normal"/>
     <w:link w:val="HeaderChar"/>
     <w:pPr>
@@ -1779,7 +3858,7 @@
     <w:rPr/>
   </w:style>
   <w:style w:type="paragraph" w:styleId="Footer">
-    <w:name w:val="footer"/>
+    <w:name w:val="Footer"/>
     <w:basedOn w:val="Normal"/>
     <w:link w:val="FooterChar"/>
     <w:pPr>
@@ -1845,15 +3924,281 @@
       <w:bCs/>
     </w:rPr>
   </w:style>
-  <w:style w:type="paragraph" w:styleId="BlockQuotationuser">
-    <w:name w:val="Block Quotation (user)"/>
+  <w:style w:type="paragraph" w:styleId="BlockQuotation">
+    <w:name w:val="Block Quotation"/>
     <w:basedOn w:val="Normal"/>
     <w:qFormat/>
     <w:pPr>
       <w:spacing w:before="0" w:after="283"/>
-      <w:ind w:hanging="0" w:start="567" w:end="567"/>
+      <w:ind w:hanging="0" w:left="567" w:right="567"/>
     </w:pPr>
     <w:rPr/>
+  </w:style>
+  <w:style w:type="paragraph" w:styleId="IndexHeading">
+    <w:name w:val="Index Heading"/>
+    <w:basedOn w:val="Heading"/>
+    <w:pPr>
+      <w:suppressLineNumbers/>
+      <w:ind w:hanging="0" w:left="0"/>
+    </w:pPr>
+    <w:rPr>
+      <w:b/>
+      <w:bCs/>
+      <w:sz w:val="32"/>
+      <w:szCs w:val="32"/>
+    </w:rPr>
+  </w:style>
+  <w:style w:type="paragraph" w:styleId="TOCHeading">
+    <w:name w:val="TOC Heading"/>
+    <w:basedOn w:val="Heading1"/>
+    <w:next w:val="Normal"/>
+    <w:qFormat/>
+    <w:pPr>
+      <w:outlineLvl w:val="9"/>
+    </w:pPr>
+    <w:rPr/>
+  </w:style>
+  <w:style w:type="paragraph" w:styleId="IntenseQuote">
+    <w:name w:val="Intense Quote"/>
+    <w:basedOn w:val="Normal"/>
+    <w:next w:val="Normal"/>
+    <w:qFormat/>
+    <w:pPr>
+      <w:pBdr>
+        <w:bottom w:val="single" w:sz="4" w:space="4" w:color="4F81BD"/>
+      </w:pBdr>
+      <w:spacing w:before="200" w:after="280"/>
+      <w:ind w:left="936" w:right="936"/>
+    </w:pPr>
+    <w:rPr>
+      <w:b/>
+      <w:bCs/>
+      <w:i/>
+      <w:iCs/>
+      <w:color w:themeColor="accent1" w:val="4F81BD"/>
+    </w:rPr>
+  </w:style>
+  <w:style w:type="paragraph" w:styleId="Quote">
+    <w:name w:val="Quote"/>
+    <w:basedOn w:val="Normal"/>
+    <w:next w:val="Normal"/>
+    <w:qFormat/>
+    <w:pPr/>
+    <w:rPr>
+      <w:i/>
+      <w:iCs/>
+      <w:color w:themeColor="dark1" w:val="000000"/>
+    </w:rPr>
+  </w:style>
+  <w:style w:type="paragraph" w:styleId="macro">
+    <w:name w:val="macro"/>
+    <w:qFormat/>
+    <w:pPr>
+      <w:widowControl/>
+      <w:tabs>
+        <w:tab w:val="clear" w:pos="720"/>
+        <w:tab w:val="left" w:pos="576" w:leader="none"/>
+        <w:tab w:val="left" w:pos="1152" w:leader="none"/>
+        <w:tab w:val="left" w:pos="1728" w:leader="none"/>
+        <w:tab w:val="left" w:pos="2304" w:leader="none"/>
+        <w:tab w:val="left" w:pos="2880" w:leader="none"/>
+        <w:tab w:val="left" w:pos="3456" w:leader="none"/>
+        <w:tab w:val="left" w:pos="4032" w:leader="none"/>
+      </w:tabs>
+      <w:suppressAutoHyphens w:val="true"/>
+      <w:bidi w:val="0"/>
+      <w:spacing w:lineRule="auto" w:line="276" w:before="0" w:after="200"/>
+      <w:jc w:val="left"/>
+    </w:pPr>
+    <w:rPr>
+      <w:rFonts w:ascii="Courier" w:hAnsi="Courier" w:eastAsia="Arial" w:cs="Arial"/>
+      <w:color w:val="auto"/>
+      <w:kern w:val="0"/>
+      <w:sz w:val="20"/>
+      <w:szCs w:val="20"/>
+      <w:lang w:val="en-GB" w:eastAsia="en-IN" w:bidi="ar-SA"/>
+    </w:rPr>
+  </w:style>
+  <w:style w:type="paragraph" w:styleId="ListContinue3">
+    <w:name w:val="List Continue 3"/>
+    <w:basedOn w:val="Normal"/>
+    <w:pPr>
+      <w:spacing w:before="0" w:after="120"/>
+      <w:ind w:left="1080"/>
+      <w:contextualSpacing/>
+    </w:pPr>
+    <w:rPr/>
+  </w:style>
+  <w:style w:type="paragraph" w:styleId="ListContinue2">
+    <w:name w:val="List Continue 2"/>
+    <w:basedOn w:val="Normal"/>
+    <w:pPr>
+      <w:spacing w:before="0" w:after="120"/>
+      <w:ind w:left="720"/>
+      <w:contextualSpacing/>
+    </w:pPr>
+    <w:rPr/>
+  </w:style>
+  <w:style w:type="paragraph" w:styleId="ListContinue">
+    <w:name w:val="List Continue"/>
+    <w:basedOn w:val="Normal"/>
+    <w:pPr>
+      <w:spacing w:before="0" w:after="120"/>
+      <w:ind w:left="360"/>
+      <w:contextualSpacing/>
+    </w:pPr>
+    <w:rPr/>
+  </w:style>
+  <w:style w:type="paragraph" w:styleId="ListNumber3">
+    <w:name w:val="List Number 3"/>
+    <w:basedOn w:val="Normal"/>
+    <w:pPr>
+      <w:numPr>
+        <w:ilvl w:val="0"/>
+        <w:numId w:val="7"/>
+      </w:numPr>
+      <w:spacing w:before="0" w:after="200"/>
+      <w:contextualSpacing/>
+    </w:pPr>
+    <w:rPr/>
+  </w:style>
+  <w:style w:type="paragraph" w:styleId="ListNumber2">
+    <w:name w:val="List Number 2"/>
+    <w:basedOn w:val="Normal"/>
+    <w:pPr>
+      <w:numPr>
+        <w:ilvl w:val="0"/>
+        <w:numId w:val="6"/>
+      </w:numPr>
+      <w:spacing w:before="0" w:after="200"/>
+      <w:contextualSpacing/>
+    </w:pPr>
+    <w:rPr/>
+  </w:style>
+  <w:style w:type="paragraph" w:styleId="ListNumber">
+    <w:name w:val="List Number"/>
+    <w:basedOn w:val="Normal"/>
+    <w:pPr>
+      <w:numPr>
+        <w:ilvl w:val="0"/>
+        <w:numId w:val="5"/>
+      </w:numPr>
+      <w:spacing w:before="0" w:after="200"/>
+      <w:contextualSpacing/>
+    </w:pPr>
+    <w:rPr/>
+  </w:style>
+  <w:style w:type="paragraph" w:styleId="ListBullet3">
+    <w:name w:val="List Bullet 3"/>
+    <w:basedOn w:val="Normal"/>
+    <w:pPr>
+      <w:numPr>
+        <w:ilvl w:val="0"/>
+        <w:numId w:val="4"/>
+      </w:numPr>
+      <w:spacing w:before="0" w:after="200"/>
+      <w:contextualSpacing/>
+    </w:pPr>
+    <w:rPr/>
+  </w:style>
+  <w:style w:type="paragraph" w:styleId="ListBullet2">
+    <w:name w:val="List Bullet 2"/>
+    <w:basedOn w:val="Normal"/>
+    <w:pPr>
+      <w:numPr>
+        <w:ilvl w:val="0"/>
+        <w:numId w:val="3"/>
+      </w:numPr>
+      <w:spacing w:before="0" w:after="200"/>
+      <w:contextualSpacing/>
+    </w:pPr>
+    <w:rPr/>
+  </w:style>
+  <w:style w:type="paragraph" w:styleId="ListBullet">
+    <w:name w:val="List Bullet"/>
+    <w:basedOn w:val="Normal"/>
+    <w:pPr>
+      <w:numPr>
+        <w:ilvl w:val="0"/>
+        <w:numId w:val="2"/>
+      </w:numPr>
+      <w:spacing w:before="0" w:after="200"/>
+      <w:contextualSpacing/>
+    </w:pPr>
+    <w:rPr/>
+  </w:style>
+  <w:style w:type="paragraph" w:styleId="List3">
+    <w:name w:val="List 3"/>
+    <w:basedOn w:val="Normal"/>
+    <w:qFormat/>
+    <w:pPr>
+      <w:spacing w:before="0" w:after="200"/>
+      <w:ind w:hanging="360" w:left="1080"/>
+      <w:contextualSpacing/>
+    </w:pPr>
+    <w:rPr/>
+  </w:style>
+  <w:style w:type="paragraph" w:styleId="List2">
+    <w:name w:val="List 2"/>
+    <w:basedOn w:val="Normal"/>
+    <w:qFormat/>
+    <w:pPr>
+      <w:spacing w:before="0" w:after="200"/>
+      <w:ind w:hanging="360" w:left="720"/>
+      <w:contextualSpacing/>
+    </w:pPr>
+    <w:rPr/>
+  </w:style>
+  <w:style w:type="paragraph" w:styleId="BodyText3">
+    <w:name w:val="Body Text 3"/>
+    <w:basedOn w:val="Normal"/>
+    <w:qFormat/>
+    <w:pPr>
+      <w:spacing w:before="0" w:after="120"/>
+    </w:pPr>
+    <w:rPr>
+      <w:sz w:val="16"/>
+      <w:szCs w:val="16"/>
+    </w:rPr>
+  </w:style>
+  <w:style w:type="paragraph" w:styleId="BodyText2">
+    <w:name w:val="Body Text 2"/>
+    <w:basedOn w:val="Normal"/>
+    <w:qFormat/>
+    <w:pPr>
+      <w:spacing w:lineRule="auto" w:line="480" w:before="0" w:after="120"/>
+    </w:pPr>
+    <w:rPr/>
+  </w:style>
+  <w:style w:type="paragraph" w:styleId="ListParagraph">
+    <w:name w:val="List Paragraph"/>
+    <w:basedOn w:val="Normal"/>
+    <w:qFormat/>
+    <w:pPr>
+      <w:spacing w:before="0" w:after="200"/>
+      <w:ind w:left="720"/>
+      <w:contextualSpacing/>
+    </w:pPr>
+    <w:rPr/>
+  </w:style>
+  <w:style w:type="paragraph" w:styleId="NoSpacing">
+    <w:name w:val="No Spacing"/>
+    <w:qFormat/>
+    <w:pPr>
+      <w:widowControl/>
+      <w:suppressAutoHyphens w:val="true"/>
+      <w:bidi w:val="0"/>
+      <w:spacing w:lineRule="auto" w:line="240" w:before="0" w:after="0"/>
+      <w:jc w:val="left"/>
+    </w:pPr>
+    <w:rPr>
+      <w:rFonts w:ascii="Arial" w:hAnsi="Arial" w:eastAsia="Arial" w:cs="Arial"/>
+      <w:color w:val="auto"/>
+      <w:kern w:val="0"/>
+      <w:sz w:val="22"/>
+      <w:szCs w:val="22"/>
+      <w:lang w:val="en-GB" w:eastAsia="en-IN" w:bidi="ar-SA"/>
+    </w:rPr>
   </w:style>
   <w:style w:type="numbering" w:styleId="NoList">
     <w:name w:val="No List"/>
@@ -1863,44 +4208,44 @@
 </file>
 
 <file path=word/theme/theme1.xml><?xml version="1.0" encoding="utf-8"?>
-<a:theme xmlns:a="http://schemas.openxmlformats.org/drawingml/2006/main" xmlns:r="http://schemas.openxmlformats.org/officeDocument/2006/relationships" name="Office Theme">
+<a:theme xmlns:a="http://schemas.openxmlformats.org/drawingml/2006/main" xmlns:r="http://schemas.openxmlformats.org/officeDocument/2006/relationships" name="Office">
   <a:themeElements>
-    <a:clrScheme name="Office">
+    <a:clrScheme name="LibreOffice">
       <a:dk1>
         <a:srgbClr val="000000"/>
       </a:dk1>
       <a:lt1>
-        <a:srgbClr val="FFFFFF"/>
+        <a:srgbClr val="ffffff"/>
       </a:lt1>
       <a:dk2>
-        <a:srgbClr val="1F497D"/>
+        <a:srgbClr val="000000"/>
       </a:dk2>
       <a:lt2>
-        <a:srgbClr val="EEECE1"/>
+        <a:srgbClr val="ffffff"/>
       </a:lt2>
       <a:accent1>
-        <a:srgbClr val="4F81BD"/>
+        <a:srgbClr val="18a303"/>
       </a:accent1>
       <a:accent2>
-        <a:srgbClr val="C0504D"/>
+        <a:srgbClr val="0369a3"/>
       </a:accent2>
       <a:accent3>
-        <a:srgbClr val="9BBB59"/>
+        <a:srgbClr val="a33e03"/>
       </a:accent3>
       <a:accent4>
-        <a:srgbClr val="8064A2"/>
+        <a:srgbClr val="8e03a3"/>
       </a:accent4>
       <a:accent5>
-        <a:srgbClr val="4BACC6"/>
+        <a:srgbClr val="c99c00"/>
       </a:accent5>
       <a:accent6>
-        <a:srgbClr val="F79646"/>
+        <a:srgbClr val="c9211e"/>
       </a:accent6>
       <a:hlink>
-        <a:srgbClr val="0000FF"/>
+        <a:srgbClr val="0000ee"/>
       </a:hlink>
       <a:folHlink>
-        <a:srgbClr val="800080"/>
+        <a:srgbClr val="551a8b"/>
       </a:folHlink>
     </a:clrScheme>
     <a:fontScheme name="Office">
